--- a/Resume.docx
+++ b/Resume.docx
@@ -74,14 +74,12 @@
         </w:rPr>
         <w:t xml:space="preserve">| </w:t>
       </w:r>
-      <w:proofErr w:type="spellStart"/>
       <w:r>
         <w:rPr>
           <w:rFonts w:ascii="Cambria" w:hAnsi="Cambria" w:cs="Arial"/>
         </w:rPr>
         <w:t>Github</w:t>
       </w:r>
-      <w:proofErr w:type="spellEnd"/>
       <w:r>
         <w:rPr>
           <w:rFonts w:ascii="Cambria" w:hAnsi="Cambria" w:cs="Arial"/>
@@ -94,23 +92,20 @@
             <w:rStyle w:val="Hyperlink"/>
             <w:rFonts w:ascii="Cambria" w:hAnsi="Cambria" w:cs="Arial"/>
           </w:rPr>
-          <w:t>github.com/</w:t>
+          <w:t>github.com/mr-sagarmandal</w:t>
         </w:r>
-        <w:proofErr w:type="spellStart"/>
-        <w:r>
-          <w:rPr>
-            <w:rStyle w:val="Hyperlink"/>
-            <w:rFonts w:ascii="Cambria" w:hAnsi="Cambria" w:cs="Arial"/>
-          </w:rPr>
-          <w:t>mr-sagarmandal</w:t>
-        </w:r>
-        <w:proofErr w:type="spellEnd"/>
       </w:hyperlink>
       <w:r>
         <w:rPr>
           <w:rFonts w:ascii="Cambria" w:hAnsi="Cambria" w:cs="Arial"/>
         </w:rPr>
-        <w:t xml:space="preserve"> | </w:t>
+        <w:t xml:space="preserve"> </w:t>
+      </w:r>
+      <w:r>
+        <w:rPr>
+          <w:rFonts w:ascii="Cambria" w:hAnsi="Cambria" w:cs="Arial"/>
+        </w:rPr>
+        <w:br/>
       </w:r>
       <w:r>
         <w:rPr>
@@ -436,25 +431,7 @@
         <w:rPr>
           <w:rFonts w:ascii="Cambria" w:hAnsi="Cambria" w:cs="Arial"/>
         </w:rPr>
-        <w:t>Evangelize</w:t>
-      </w:r>
-      <w:r>
-        <w:rPr>
-          <w:rFonts w:ascii="Cambria" w:hAnsi="Cambria" w:cs="Arial"/>
-        </w:rPr>
-        <w:t xml:space="preserve"> </w:t>
-      </w:r>
-      <w:r>
-        <w:rPr>
-          <w:rFonts w:ascii="Cambria" w:hAnsi="Cambria" w:cs="Arial"/>
-        </w:rPr>
-        <w:t>the use of AI tools to improve developer productivity including creating MCP and search indexes for internal documentation and libraries</w:t>
-      </w:r>
-      <w:r>
-        <w:rPr>
-          <w:rFonts w:ascii="Cambria" w:hAnsi="Cambria" w:cs="Arial"/>
-        </w:rPr>
-        <w:t xml:space="preserve"> for coding agent consumption.</w:t>
+        <w:t>Evangelize the use of AI tools to improve developer productivity including creating MCP and search indexes for internal documentation and libraries for coding agent consumption.</w:t>
       </w:r>
       <w:r>
         <w:rPr>
@@ -474,21 +451,7 @@
         <w:rPr>
           <w:rFonts w:ascii="Cambria" w:hAnsi="Cambria" w:cs="Arial"/>
         </w:rPr>
-        <w:t xml:space="preserve">: Azure Services, </w:t>
-      </w:r>
-      <w:proofErr w:type="spellStart"/>
-      <w:r>
-        <w:rPr>
-          <w:rFonts w:ascii="Cambria" w:hAnsi="Cambria" w:cs="Arial"/>
-        </w:rPr>
-        <w:t>CosmosDB</w:t>
-      </w:r>
-      <w:proofErr w:type="spellEnd"/>
-      <w:r>
-        <w:rPr>
-          <w:rFonts w:ascii="Cambria" w:hAnsi="Cambria" w:cs="Arial"/>
-        </w:rPr>
-        <w:t>, C#, .NET, Typescript, SCIM</w:t>
+        <w:t>: Azure Services, CosmosDB, C#, .NET, Typescript, SCIM</w:t>
       </w:r>
     </w:p>
     <w:p>
@@ -684,35 +647,13 @@
         <w:rPr>
           <w:rFonts w:ascii="Cambria" w:hAnsi="Cambria" w:cs="Arial"/>
         </w:rPr>
-        <w:t xml:space="preserve">Kafka/ </w:t>
-      </w:r>
-      <w:proofErr w:type="spellStart"/>
-      <w:r>
-        <w:rPr>
-          <w:rFonts w:ascii="Cambria" w:hAnsi="Cambria" w:cs="Arial"/>
-        </w:rPr>
-        <w:t>Eventhub</w:t>
-      </w:r>
-      <w:proofErr w:type="spellEnd"/>
-      <w:r>
-        <w:rPr>
-          <w:rFonts w:ascii="Cambria" w:hAnsi="Cambria" w:cs="Arial"/>
-        </w:rPr>
-        <w:t xml:space="preserve">, </w:t>
-      </w:r>
-      <w:proofErr w:type="spellStart"/>
-      <w:r>
-        <w:rPr>
-          <w:rFonts w:ascii="Cambria" w:hAnsi="Cambria" w:cs="Arial"/>
-        </w:rPr>
-        <w:t>CosmosDB</w:t>
-      </w:r>
-      <w:proofErr w:type="spellEnd"/>
-      <w:r>
-        <w:rPr>
-          <w:rFonts w:ascii="Cambria" w:hAnsi="Cambria" w:cs="Arial"/>
-        </w:rPr>
-        <w:t xml:space="preserve">, </w:t>
+        <w:t xml:space="preserve">Kafka/ Eventhub, </w:t>
+      </w:r>
+      <w:r>
+        <w:rPr>
+          <w:rFonts w:ascii="Cambria" w:hAnsi="Cambria" w:cs="Arial"/>
+        </w:rPr>
+        <w:t xml:space="preserve">CosmosDB, </w:t>
       </w:r>
       <w:r>
         <w:rPr>
@@ -1129,36 +1070,26 @@
         <w:rPr>
           <w:rFonts w:ascii="Cambria" w:hAnsi="Cambria" w:cs="Arial"/>
         </w:rPr>
-        <w:t xml:space="preserve"> SQL, Typescript, </w:t>
-      </w:r>
-      <w:proofErr w:type="spellStart"/>
-      <w:r>
-        <w:rPr>
-          <w:rFonts w:ascii="Cambria" w:hAnsi="Cambria" w:cs="Arial"/>
-        </w:rPr>
-        <w:t>Javascript</w:t>
-      </w:r>
-      <w:proofErr w:type="spellEnd"/>
-      <w:r>
-        <w:rPr>
-          <w:rFonts w:ascii="Cambria" w:hAnsi="Cambria" w:cs="Arial"/>
-        </w:rPr>
-        <w:t>, Go</w:t>
-      </w:r>
-      <w:r>
-        <w:rPr>
-          <w:rFonts w:ascii="Cambria" w:hAnsi="Cambria" w:cs="Arial"/>
-        </w:rPr>
-        <w:t xml:space="preserve">, React, </w:t>
-      </w:r>
-      <w:proofErr w:type="spellStart"/>
-      <w:r>
-        <w:rPr>
-          <w:rFonts w:ascii="Cambria" w:hAnsi="Cambria" w:cs="Arial"/>
-        </w:rPr>
-        <w:t>Next.Js</w:t>
-      </w:r>
-      <w:proofErr w:type="spellEnd"/>
+        <w:t xml:space="preserve"> SQL, Typescript, Javascript, Go</w:t>
+      </w:r>
+      <w:r>
+        <w:rPr>
+          <w:rFonts w:ascii="Cambria" w:hAnsi="Cambria" w:cs="Arial"/>
+        </w:rPr>
+        <w:t>, React, Next.Js</w:t>
+      </w:r>
+      <w:r>
+        <w:rPr>
+          <w:rFonts w:ascii="Cambria" w:hAnsi="Cambria" w:cs="Arial"/>
+        </w:rPr>
+        <w:t xml:space="preserve">, </w:t>
+      </w:r>
+      <w:r>
+        <w:rPr>
+          <w:rFonts w:ascii="Cambria" w:hAnsi="Cambria" w:cs="Arial"/>
+        </w:rPr>
+        <w:t>JAX</w:t>
+      </w:r>
     </w:p>
     <w:sdt>
       <w:sdtPr>
@@ -1296,15 +1227,7 @@
           <w:b w:val="0"/>
           <w:color w:val="auto"/>
         </w:rPr>
-        <w:t>| 2014 – 2018</w:t>
-      </w:r>
-      <w:r>
-        <w:rPr>
-          <w:rFonts w:ascii="Cambria" w:hAnsi="Cambria" w:cs="Arial"/>
-          <w:b w:val="0"/>
-          <w:color w:val="auto"/>
-        </w:rPr>
-        <w:t xml:space="preserve"> </w:t>
+        <w:t xml:space="preserve">| 2014 – 2018 </w:t>
       </w:r>
       <w:r>
         <w:rPr>
@@ -1582,21 +1505,7 @@
         <w:rPr>
           <w:rFonts w:ascii="Cambria" w:eastAsiaTheme="majorEastAsia" w:hAnsi="Cambria" w:cs="Arial"/>
         </w:rPr>
-        <w:t xml:space="preserve"> Python, </w:t>
-      </w:r>
-      <w:proofErr w:type="spellStart"/>
-      <w:r>
-        <w:rPr>
-          <w:rFonts w:ascii="Cambria" w:eastAsiaTheme="majorEastAsia" w:hAnsi="Cambria" w:cs="Arial"/>
-        </w:rPr>
-        <w:t>Tensorflow</w:t>
-      </w:r>
-      <w:proofErr w:type="spellEnd"/>
-      <w:r>
-        <w:rPr>
-          <w:rFonts w:ascii="Cambria" w:eastAsiaTheme="majorEastAsia" w:hAnsi="Cambria" w:cs="Arial"/>
-        </w:rPr>
-        <w:t xml:space="preserve">, IoT, </w:t>
+        <w:t xml:space="preserve"> Python, Tensorflow, IoT, </w:t>
       </w:r>
       <w:r>
         <w:rPr>
@@ -1721,7 +1630,6 @@
     <w:lvl w:ilvl="0">
       <w:start w:val="1"/>
       <w:numFmt w:val="bullet"/>
-      <w:pStyle w:val="ListBullet"/>
       <w:lvlText w:val=""/>
       <w:lvlJc w:val="left"/>
       <w:pPr>
@@ -2628,7 +2536,6 @@
   <w:style w:type="character" w:default="1" w:styleId="DefaultParagraphFont">
     <w:name w:val="Default Paragraph Font"/>
     <w:uiPriority w:val="1"/>
-    <w:semiHidden/>
     <w:unhideWhenUsed/>
   </w:style>
   <w:style w:type="table" w:default="1" w:styleId="TableNormal">
@@ -2981,6 +2888,7 @@
     <w:rsid w:val="000A0847"/>
     <w:rsid w:val="00112608"/>
     <w:rsid w:val="00114321"/>
+    <w:rsid w:val="00144377"/>
     <w:rsid w:val="00166A33"/>
     <w:rsid w:val="001E3D2D"/>
     <w:rsid w:val="00281422"/>
@@ -2998,6 +2906,7 @@
     <w:rsid w:val="00C573E8"/>
     <w:rsid w:val="00CB7258"/>
     <w:rsid w:val="00D922EB"/>
+    <w:rsid w:val="00DE7775"/>
     <w:rsid w:val="00E16046"/>
     <w:rsid w:val="00ED082A"/>
   </w:rsids>

--- a/Resume.docx
+++ b/Resume.docx
@@ -74,12 +74,14 @@
         </w:rPr>
         <w:t xml:space="preserve">| </w:t>
       </w:r>
+      <w:proofErr w:type="spellStart"/>
       <w:r>
         <w:rPr>
           <w:rFonts w:ascii="Cambria" w:hAnsi="Cambria" w:cs="Arial"/>
         </w:rPr>
         <w:t>Github</w:t>
       </w:r>
+      <w:proofErr w:type="spellEnd"/>
       <w:r>
         <w:rPr>
           <w:rFonts w:ascii="Cambria" w:hAnsi="Cambria" w:cs="Arial"/>
@@ -225,7 +227,21 @@
           <w:rFonts w:ascii="Cambria" w:hAnsi="Cambria" w:cs="Arial"/>
           <w:color w:val="auto"/>
         </w:rPr>
-        <w:t xml:space="preserve"> – </w:t>
+        <w:t xml:space="preserve"> </w:t>
+      </w:r>
+      <w:r>
+        <w:rPr>
+          <w:rFonts w:ascii="Cambria" w:hAnsi="Cambria" w:cs="Arial"/>
+          <w:color w:val="auto"/>
+        </w:rPr>
+        <w:t>-</w:t>
+      </w:r>
+      <w:r>
+        <w:rPr>
+          <w:rFonts w:ascii="Cambria" w:hAnsi="Cambria" w:cs="Arial"/>
+          <w:color w:val="auto"/>
+        </w:rPr>
+        <w:t xml:space="preserve"> </w:t>
       </w:r>
       <w:r>
         <w:rPr>
@@ -249,7 +265,21 @@
           <w:rFonts w:ascii="Cambria" w:hAnsi="Cambria"/>
           <w:color w:val="auto"/>
         </w:rPr>
-        <w:t>Application Provisioning | Jul 2024 – Present</w:t>
+        <w:t xml:space="preserve">Application Provisioning | Jul 2024 </w:t>
+      </w:r>
+      <w:r>
+        <w:rPr>
+          <w:rFonts w:ascii="Cambria" w:hAnsi="Cambria"/>
+          <w:color w:val="auto"/>
+        </w:rPr>
+        <w:t>-</w:t>
+      </w:r>
+      <w:r>
+        <w:rPr>
+          <w:rFonts w:ascii="Cambria" w:hAnsi="Cambria"/>
+          <w:color w:val="auto"/>
+        </w:rPr>
+        <w:t xml:space="preserve"> Present</w:t>
       </w:r>
     </w:p>
     <w:p>
@@ -290,168 +320,111 @@
     <w:p>
       <w:pPr>
         <w:pStyle w:val="ListBullet"/>
-        <w:spacing w:before="60" w:after="60" w:line="300" w:lineRule="auto"/>
-        <w:rPr>
-          <w:rFonts w:ascii="Cambria" w:hAnsi="Cambria" w:cs="Arial"/>
-        </w:rPr>
-      </w:pPr>
-      <w:r>
-        <w:rPr>
-          <w:rFonts w:ascii="Cambria" w:hAnsi="Cambria" w:cs="Arial"/>
-        </w:rPr>
-        <w:t>Design, develop, and maintain globally distributed identity provisioning service</w:t>
-      </w:r>
-      <w:r>
-        <w:rPr>
-          <w:rFonts w:ascii="Cambria" w:hAnsi="Cambria" w:cs="Arial"/>
-        </w:rPr>
-        <w:t xml:space="preserve"> synchronizing </w:t>
-      </w:r>
-      <w:r>
-        <w:rPr>
-          <w:rFonts w:ascii="Cambria" w:hAnsi="Cambria" w:cs="Arial"/>
-        </w:rPr>
-        <w:t>millions</w:t>
-      </w:r>
-      <w:r>
-        <w:rPr>
-          <w:rFonts w:ascii="Cambria" w:hAnsi="Cambria" w:cs="Arial"/>
-        </w:rPr>
-        <w:t xml:space="preserve"> of identities per day.</w:t>
+        <w:rPr>
+          <w:rFonts w:ascii="Cambria" w:hAnsi="Cambria"/>
+        </w:rPr>
+      </w:pPr>
+      <w:r>
+        <w:rPr>
+          <w:rFonts w:ascii="Cambria" w:hAnsi="Cambria"/>
+        </w:rPr>
+        <w:t>Lead the development and validation of new third-party SCIM API-based connectors for inclusion in Entra.</w:t>
       </w:r>
     </w:p>
     <w:p>
       <w:pPr>
         <w:pStyle w:val="ListBullet"/>
-        <w:spacing w:before="60" w:after="60" w:line="300" w:lineRule="auto"/>
-        <w:rPr>
-          <w:rFonts w:ascii="Cambria" w:hAnsi="Cambria" w:cs="Arial"/>
-        </w:rPr>
-      </w:pPr>
-      <w:r>
-        <w:rPr>
-          <w:rFonts w:ascii="Cambria" w:hAnsi="Cambria" w:cs="Arial"/>
-        </w:rPr>
-        <w:t xml:space="preserve">Lead the </w:t>
-      </w:r>
-      <w:r>
-        <w:rPr>
-          <w:rFonts w:ascii="Cambria" w:hAnsi="Cambria" w:cs="Arial"/>
-        </w:rPr>
-        <w:t xml:space="preserve">development </w:t>
-      </w:r>
-      <w:r>
-        <w:rPr>
-          <w:rFonts w:ascii="Cambria" w:hAnsi="Cambria" w:cs="Arial"/>
-        </w:rPr>
-        <w:t>and validation of new third-party SCIM API-based connectors for inclusion in Entra.</w:t>
+        <w:rPr>
+          <w:rFonts w:ascii="Cambria" w:hAnsi="Cambria"/>
+        </w:rPr>
+      </w:pPr>
+      <w:r>
+        <w:rPr>
+          <w:rFonts w:ascii="Cambria" w:hAnsi="Cambria"/>
+        </w:rPr>
+        <w:t xml:space="preserve">Design, develop, and maintain globally distributed identity provisioning service synchronizing </w:t>
+      </w:r>
+      <w:r>
+        <w:rPr>
+          <w:rFonts w:ascii="Cambria" w:hAnsi="Cambria"/>
+        </w:rPr>
+        <w:t>billion identities.</w:t>
       </w:r>
     </w:p>
     <w:p>
       <w:pPr>
         <w:pStyle w:val="ListBullet"/>
-        <w:spacing w:before="60" w:after="60" w:line="300" w:lineRule="auto"/>
-        <w:rPr>
-          <w:rFonts w:ascii="Cambria" w:hAnsi="Cambria" w:cs="Arial"/>
-        </w:rPr>
-      </w:pPr>
-      <w:r>
-        <w:rPr>
-          <w:rFonts w:ascii="Cambria" w:hAnsi="Cambria" w:cs="Arial"/>
-        </w:rPr>
-        <w:t xml:space="preserve">Build and </w:t>
-      </w:r>
-      <w:r>
-        <w:rPr>
-          <w:rFonts w:ascii="Cambria" w:hAnsi="Cambria" w:cs="Arial"/>
-        </w:rPr>
-        <w:t>maintain</w:t>
-      </w:r>
-      <w:r>
-        <w:rPr>
-          <w:rFonts w:ascii="Cambria" w:hAnsi="Cambria" w:cs="Arial"/>
-        </w:rPr>
-        <w:t xml:space="preserve"> front-end with approximately 100,000+ daily active users.</w:t>
+        <w:rPr>
+          <w:rFonts w:ascii="Cambria" w:hAnsi="Cambria"/>
+        </w:rPr>
+      </w:pPr>
+      <w:r>
+        <w:rPr>
+          <w:rFonts w:ascii="Cambria" w:hAnsi="Cambria"/>
+        </w:rPr>
+        <w:t>Lead the privacy and EU regulatory compliance efforts for all services managed by the group.</w:t>
       </w:r>
     </w:p>
     <w:p>
       <w:pPr>
         <w:pStyle w:val="ListBullet"/>
-        <w:spacing w:before="60" w:after="60" w:line="300" w:lineRule="auto"/>
-        <w:rPr>
-          <w:rFonts w:ascii="Cambria" w:hAnsi="Cambria" w:cs="Arial"/>
-        </w:rPr>
-      </w:pPr>
-      <w:r>
-        <w:rPr>
-          <w:rFonts w:ascii="Cambria" w:hAnsi="Cambria" w:cs="Arial"/>
-        </w:rPr>
-        <w:t>Lead the</w:t>
-      </w:r>
-      <w:r>
-        <w:rPr>
-          <w:rFonts w:ascii="Cambria" w:hAnsi="Cambria" w:cs="Arial"/>
-        </w:rPr>
-        <w:t xml:space="preserve"> privacy and </w:t>
-      </w:r>
-      <w:r>
-        <w:rPr>
-          <w:rFonts w:ascii="Cambria" w:hAnsi="Cambria" w:cs="Arial"/>
-        </w:rPr>
-        <w:t xml:space="preserve">EU </w:t>
-      </w:r>
-      <w:r>
-        <w:rPr>
-          <w:rFonts w:ascii="Cambria" w:hAnsi="Cambria" w:cs="Arial"/>
-        </w:rPr>
-        <w:t>regulatory compliance</w:t>
-      </w:r>
-      <w:r>
-        <w:rPr>
-          <w:rFonts w:ascii="Cambria" w:hAnsi="Cambria" w:cs="Arial"/>
-        </w:rPr>
-        <w:t xml:space="preserve"> efforts for</w:t>
-      </w:r>
-      <w:r>
-        <w:rPr>
-          <w:rFonts w:ascii="Cambria" w:hAnsi="Cambria" w:cs="Arial"/>
-        </w:rPr>
-        <w:t xml:space="preserve"> all services managed by the group.</w:t>
+        <w:rPr>
+          <w:rFonts w:ascii="Cambria" w:hAnsi="Cambria"/>
+        </w:rPr>
+      </w:pPr>
+      <w:r>
+        <w:rPr>
+          <w:rFonts w:ascii="Cambria" w:hAnsi="Cambria"/>
+        </w:rPr>
+        <w:t>Build and maintain front-end with approximately 100,000+ daily active users.</w:t>
       </w:r>
     </w:p>
     <w:p>
       <w:pPr>
         <w:pStyle w:val="ListBullet"/>
-        <w:spacing w:before="60" w:after="60" w:line="300" w:lineRule="auto"/>
-        <w:rPr>
-          <w:rFonts w:ascii="Cambria" w:hAnsi="Cambria" w:cs="Arial"/>
-        </w:rPr>
-      </w:pPr>
-      <w:r>
-        <w:rPr>
-          <w:rFonts w:ascii="Cambria" w:hAnsi="Cambria" w:cs="Arial"/>
+        <w:rPr>
+          <w:rFonts w:ascii="Cambria" w:hAnsi="Cambria"/>
+        </w:rPr>
+      </w:pPr>
+      <w:r>
+        <w:rPr>
+          <w:rFonts w:ascii="Cambria" w:hAnsi="Cambria"/>
         </w:rPr>
         <w:t>Evangelize the use of AI tools to improve developer productivity including creating MCP and search indexes for internal documentation and libraries for coding agent consumption.</w:t>
       </w:r>
       <w:r>
         <w:rPr>
-          <w:rFonts w:ascii="Cambria" w:hAnsi="Cambria" w:cs="Arial"/>
+          <w:rFonts w:ascii="Cambria" w:hAnsi="Cambria"/>
         </w:rPr>
         <w:br/>
       </w:r>
       <w:r>
         <w:rPr>
-          <w:rFonts w:ascii="Cambria" w:hAnsi="Cambria" w:cs="Arial"/>
+          <w:rFonts w:ascii="Cambria" w:hAnsi="Cambria"/>
           <w:b/>
           <w:bCs/>
         </w:rPr>
-        <w:t>Skills</w:t>
-      </w:r>
-      <w:r>
-        <w:rPr>
-          <w:rFonts w:ascii="Cambria" w:hAnsi="Cambria" w:cs="Arial"/>
-        </w:rPr>
-        <w:t>: Azure Services, CosmosDB, C#, .NET, Typescript, SCIM</w:t>
+        <w:t>Skills:</w:t>
+      </w:r>
+      <w:r>
+        <w:rPr>
+          <w:rFonts w:ascii="Cambria" w:hAnsi="Cambria"/>
+        </w:rPr>
+        <w:t xml:space="preserve"> Azure Services, </w:t>
+      </w:r>
+      <w:proofErr w:type="spellStart"/>
+      <w:r>
+        <w:rPr>
+          <w:rFonts w:ascii="Cambria" w:hAnsi="Cambria"/>
+        </w:rPr>
+        <w:t>CosmosDB</w:t>
+      </w:r>
+      <w:proofErr w:type="spellEnd"/>
+      <w:r>
+        <w:rPr>
+          <w:rFonts w:ascii="Cambria" w:hAnsi="Cambria"/>
+        </w:rPr>
+        <w:t>, C#, .NET, Typescript, SCIM</w:t>
       </w:r>
     </w:p>
     <w:p>
@@ -468,21 +441,7 @@
           <w:rFonts w:ascii="Cambria" w:hAnsi="Cambria"/>
           <w:color w:val="auto"/>
         </w:rPr>
-        <w:t>Hybrid Identity Team and Provisioning Logs | Jul 2020 – Ju</w:t>
-      </w:r>
-      <w:r>
-        <w:rPr>
-          <w:rFonts w:ascii="Cambria" w:hAnsi="Cambria"/>
-          <w:color w:val="auto"/>
-        </w:rPr>
-        <w:t>n</w:t>
-      </w:r>
-      <w:r>
-        <w:rPr>
-          <w:rFonts w:ascii="Cambria" w:hAnsi="Cambria"/>
-          <w:color w:val="auto"/>
-        </w:rPr>
-        <w:t xml:space="preserve"> 2024</w:t>
+        <w:t>Hybrid Identity Team and Provisioning Events | Jul 2020 - Jun 2024</w:t>
       </w:r>
     </w:p>
     <w:p>
@@ -647,13 +606,35 @@
         <w:rPr>
           <w:rFonts w:ascii="Cambria" w:hAnsi="Cambria" w:cs="Arial"/>
         </w:rPr>
-        <w:t xml:space="preserve">Kafka/ Eventhub, </w:t>
-      </w:r>
-      <w:r>
-        <w:rPr>
-          <w:rFonts w:ascii="Cambria" w:hAnsi="Cambria" w:cs="Arial"/>
-        </w:rPr>
-        <w:t xml:space="preserve">CosmosDB, </w:t>
+        <w:t xml:space="preserve">Kafka/ </w:t>
+      </w:r>
+      <w:proofErr w:type="spellStart"/>
+      <w:r>
+        <w:rPr>
+          <w:rFonts w:ascii="Cambria" w:hAnsi="Cambria" w:cs="Arial"/>
+        </w:rPr>
+        <w:t>Eventhub</w:t>
+      </w:r>
+      <w:proofErr w:type="spellEnd"/>
+      <w:r>
+        <w:rPr>
+          <w:rFonts w:ascii="Cambria" w:hAnsi="Cambria" w:cs="Arial"/>
+        </w:rPr>
+        <w:t xml:space="preserve">, </w:t>
+      </w:r>
+      <w:proofErr w:type="spellStart"/>
+      <w:r>
+        <w:rPr>
+          <w:rFonts w:ascii="Cambria" w:hAnsi="Cambria" w:cs="Arial"/>
+        </w:rPr>
+        <w:t>CosmosDB</w:t>
+      </w:r>
+      <w:proofErr w:type="spellEnd"/>
+      <w:r>
+        <w:rPr>
+          <w:rFonts w:ascii="Cambria" w:hAnsi="Cambria" w:cs="Arial"/>
+        </w:rPr>
+        <w:t xml:space="preserve">, </w:t>
       </w:r>
       <w:r>
         <w:rPr>
@@ -703,7 +684,7 @@
           <w:rFonts w:ascii="Cambria" w:hAnsi="Cambria" w:cs="Arial"/>
           <w:color w:val="auto"/>
         </w:rPr>
-        <w:t>–</w:t>
+        <w:t>-</w:t>
       </w:r>
       <w:r>
         <w:rPr>
@@ -1070,14 +1051,36 @@
         <w:rPr>
           <w:rFonts w:ascii="Cambria" w:hAnsi="Cambria" w:cs="Arial"/>
         </w:rPr>
-        <w:t xml:space="preserve"> SQL, Typescript, Javascript, Go</w:t>
-      </w:r>
-      <w:r>
-        <w:rPr>
-          <w:rFonts w:ascii="Cambria" w:hAnsi="Cambria" w:cs="Arial"/>
-        </w:rPr>
-        <w:t>, React, Next.Js</w:t>
-      </w:r>
+        <w:t xml:space="preserve"> SQL, Typescript, </w:t>
+      </w:r>
+      <w:proofErr w:type="spellStart"/>
+      <w:r>
+        <w:rPr>
+          <w:rFonts w:ascii="Cambria" w:hAnsi="Cambria" w:cs="Arial"/>
+        </w:rPr>
+        <w:t>Javascript</w:t>
+      </w:r>
+      <w:proofErr w:type="spellEnd"/>
+      <w:r>
+        <w:rPr>
+          <w:rFonts w:ascii="Cambria" w:hAnsi="Cambria" w:cs="Arial"/>
+        </w:rPr>
+        <w:t>, Go</w:t>
+      </w:r>
+      <w:r>
+        <w:rPr>
+          <w:rFonts w:ascii="Cambria" w:hAnsi="Cambria" w:cs="Arial"/>
+        </w:rPr>
+        <w:t xml:space="preserve">, React, </w:t>
+      </w:r>
+      <w:proofErr w:type="spellStart"/>
+      <w:r>
+        <w:rPr>
+          <w:rFonts w:ascii="Cambria" w:hAnsi="Cambria" w:cs="Arial"/>
+        </w:rPr>
+        <w:t>Next.Js</w:t>
+      </w:r>
+      <w:proofErr w:type="spellEnd"/>
       <w:r>
         <w:rPr>
           <w:rFonts w:ascii="Cambria" w:hAnsi="Cambria" w:cs="Arial"/>
@@ -1227,7 +1230,23 @@
           <w:b w:val="0"/>
           <w:color w:val="auto"/>
         </w:rPr>
-        <w:t xml:space="preserve">| 2014 – 2018 </w:t>
+        <w:t xml:space="preserve">| 2014 </w:t>
+      </w:r>
+      <w:r>
+        <w:rPr>
+          <w:rFonts w:ascii="Cambria" w:hAnsi="Cambria" w:cs="Arial"/>
+          <w:b w:val="0"/>
+          <w:color w:val="auto"/>
+        </w:rPr>
+        <w:t>-</w:t>
+      </w:r>
+      <w:r>
+        <w:rPr>
+          <w:rFonts w:ascii="Cambria" w:hAnsi="Cambria" w:cs="Arial"/>
+          <w:b w:val="0"/>
+          <w:color w:val="auto"/>
+        </w:rPr>
+        <w:t xml:space="preserve"> 2018 </w:t>
       </w:r>
       <w:r>
         <w:rPr>
@@ -1357,7 +1376,21 @@
           <w:rFonts w:ascii="Cambria" w:hAnsi="Cambria"/>
           <w:color w:val="auto"/>
         </w:rPr>
-        <w:t xml:space="preserve">17 – May </w:t>
+        <w:t xml:space="preserve">17 </w:t>
+      </w:r>
+      <w:r>
+        <w:rPr>
+          <w:rFonts w:ascii="Cambria" w:hAnsi="Cambria"/>
+          <w:color w:val="auto"/>
+        </w:rPr>
+        <w:t>-</w:t>
+      </w:r>
+      <w:r>
+        <w:rPr>
+          <w:rFonts w:ascii="Cambria" w:hAnsi="Cambria"/>
+          <w:color w:val="auto"/>
+        </w:rPr>
+        <w:t xml:space="preserve"> May </w:t>
       </w:r>
       <w:r>
         <w:rPr>
@@ -1490,7 +1523,7 @@
         <w:ind w:left="216"/>
         <w:contextualSpacing/>
         <w:rPr>
-          <w:rFonts w:ascii="Cambria" w:eastAsiaTheme="majorEastAsia" w:hAnsi="Cambria" w:cs="Arial"/>
+          <w:rFonts w:ascii="Cambria" w:hAnsi="Cambria" w:cs="Arial"/>
         </w:rPr>
       </w:pPr>
       <w:r>
@@ -1505,26 +1538,36 @@
         <w:rPr>
           <w:rFonts w:ascii="Cambria" w:eastAsiaTheme="majorEastAsia" w:hAnsi="Cambria" w:cs="Arial"/>
         </w:rPr>
-        <w:t xml:space="preserve"> Python, Tensorflow, IoT, </w:t>
-      </w:r>
+        <w:t xml:space="preserve"> Python, </w:t>
+      </w:r>
+      <w:proofErr w:type="spellStart"/>
       <w:r>
         <w:rPr>
           <w:rFonts w:ascii="Cambria" w:eastAsiaTheme="majorEastAsia" w:hAnsi="Cambria" w:cs="Arial"/>
         </w:rPr>
+        <w:t>Tensorflow</w:t>
+      </w:r>
+      <w:proofErr w:type="spellEnd"/>
+      <w:r>
+        <w:rPr>
+          <w:rFonts w:ascii="Cambria" w:eastAsiaTheme="majorEastAsia" w:hAnsi="Cambria" w:cs="Arial"/>
+        </w:rPr>
+        <w:t xml:space="preserve">, IoT, </w:t>
+      </w:r>
+      <w:r>
+        <w:rPr>
+          <w:rFonts w:ascii="Cambria" w:eastAsiaTheme="majorEastAsia" w:hAnsi="Cambria" w:cs="Arial"/>
+        </w:rPr>
         <w:t>Embedded Systems</w:t>
       </w:r>
-    </w:p>
-    <w:p>
-      <w:pPr>
-        <w:spacing w:beforeLines="60" w:before="144" w:after="0" w:line="288" w:lineRule="auto"/>
-        <w:contextualSpacing/>
-        <w:rPr>
-          <w:rFonts w:ascii="Cambria" w:hAnsi="Cambria" w:cs="Arial"/>
-        </w:rPr>
-      </w:pPr>
     </w:p>
     <w:sectPr>
-      <w:footerReference w:type="default" r:id="rId11"/>
+      <w:headerReference w:type="even" r:id="rId11"/>
+      <w:headerReference w:type="default" r:id="rId12"/>
+      <w:footerReference w:type="even" r:id="rId13"/>
+      <w:footerReference w:type="default" r:id="rId14"/>
+      <w:headerReference w:type="first" r:id="rId15"/>
+      <w:footerReference w:type="first" r:id="rId16"/>
       <w:type w:val="continuous"/>
       <w:pgSz w:w="12240" w:h="15840"/>
       <w:pgMar w:top="720" w:right="720" w:bottom="540" w:left="720" w:header="720" w:footer="720" w:gutter="0"/>
@@ -1563,6 +1606,16 @@
 </file>
 
 <file path=word/footer1.xml><?xml version="1.0" encoding="utf-8"?>
+<w:ftr xmlns:wpc="http://schemas.microsoft.com/office/word/2010/wordprocessingCanvas" xmlns:cx="http://schemas.microsoft.com/office/drawing/2014/chartex" xmlns:cx1="http://schemas.microsoft.com/office/drawing/2015/9/8/chartex" xmlns:cx2="http://schemas.microsoft.com/office/drawing/2015/10/21/chartex" xmlns:cx3="http://schemas.microsoft.com/office/drawing/2016/5/9/chartex" xmlns:cx4="http://schemas.microsoft.com/office/drawing/2016/5/10/chartex" xmlns:cx5="http://schemas.microsoft.com/office/drawing/2016/5/11/chartex" xmlns:cx6="http://schemas.microsoft.com/office/drawing/2016/5/12/chartex" xmlns:cx7="http://schemas.microsoft.com/office/drawing/2016/5/13/chartex" xmlns:cx8="http://schemas.microsoft.com/office/drawing/2016/5/14/chartex" xmlns:mc="http://schemas.openxmlformats.org/markup-compatibility/2006" xmlns:aink="http://schemas.microsoft.com/office/drawing/2016/ink" xmlns:am3d="http://schemas.microsoft.com/office/drawing/2017/model3d" xmlns:o="urn:schemas-microsoft-com:office:office" xmlns:oel="http://schemas.microsoft.com/office/2019/extlst" xmlns:r="http://schemas.openxmlformats.org/officeDocument/2006/relationships" xmlns:m="http://schemas.openxmlformats.org/officeDocument/2006/math" xmlns:v="urn:schemas-microsoft-com:vml" xmlns:wp14="http://schemas.microsoft.com/office/word/2010/wordprocessingDrawing" xmlns:wp="http://schemas.openxmlformats.org/drawingml/2006/wordprocessingDrawing" xmlns:w10="urn:schemas-microsoft-com:office:word" xmlns:w="http://schemas.openxmlformats.org/wordprocessingml/2006/main" xmlns:w14="http://schemas.microsoft.com/office/word/2010/wordml" xmlns:w15="http://schemas.microsoft.com/office/word/2012/wordml" xmlns:w16cex="http://schemas.microsoft.com/office/word/2018/wordml/cex" xmlns:w16cid="http://schemas.microsoft.com/office/word/2016/wordml/cid" xmlns:w16="http://schemas.microsoft.com/office/word/2018/wordml" xmlns:w16du="http://schemas.microsoft.com/office/word/2023/wordml/word16du" xmlns:w16sdtdh="http://schemas.microsoft.com/office/word/2020/wordml/sdtdatahash" xmlns:w16sdtfl="http://schemas.microsoft.com/office/word/2024/wordml/sdtformatlock" xmlns:w16se="http://schemas.microsoft.com/office/word/2015/wordml/symex" xmlns:wpg="http://schemas.microsoft.com/office/word/2010/wordprocessingGroup" xmlns:wpi="http://schemas.microsoft.com/office/word/2010/wordprocessingInk" xmlns:wne="http://schemas.microsoft.com/office/word/2006/wordml" xmlns:wps="http://schemas.microsoft.com/office/word/2010/wordprocessingShape" mc:Ignorable="w14 w15 w16se w16cid w16 w16cex w16sdtdh w16sdtfl w16du wp14">
+  <w:p>
+    <w:pPr>
+      <w:pStyle w:val="Footer"/>
+    </w:pPr>
+  </w:p>
+</w:ftr>
+</file>
+
+<file path=word/footer2.xml><?xml version="1.0" encoding="utf-8"?>
 <w:ftr xmlns:wpc="http://schemas.microsoft.com/office/word/2010/wordprocessingCanvas" xmlns:cx="http://schemas.microsoft.com/office/drawing/2014/chartex" xmlns:cx1="http://schemas.microsoft.com/office/drawing/2015/9/8/chartex" xmlns:cx2="http://schemas.microsoft.com/office/drawing/2015/10/21/chartex" xmlns:cx3="http://schemas.microsoft.com/office/drawing/2016/5/9/chartex" xmlns:cx4="http://schemas.microsoft.com/office/drawing/2016/5/10/chartex" xmlns:cx5="http://schemas.microsoft.com/office/drawing/2016/5/11/chartex" xmlns:cx6="http://schemas.microsoft.com/office/drawing/2016/5/12/chartex" xmlns:cx7="http://schemas.microsoft.com/office/drawing/2016/5/13/chartex" xmlns:cx8="http://schemas.microsoft.com/office/drawing/2016/5/14/chartex" xmlns:mc="http://schemas.openxmlformats.org/markup-compatibility/2006" xmlns:aink="http://schemas.microsoft.com/office/drawing/2016/ink" xmlns:am3d="http://schemas.microsoft.com/office/drawing/2017/model3d" xmlns:o="urn:schemas-microsoft-com:office:office" xmlns:oel="http://schemas.microsoft.com/office/2019/extlst" xmlns:r="http://schemas.openxmlformats.org/officeDocument/2006/relationships" xmlns:m="http://schemas.openxmlformats.org/officeDocument/2006/math" xmlns:v="urn:schemas-microsoft-com:vml" xmlns:wp14="http://schemas.microsoft.com/office/word/2010/wordprocessingDrawing" xmlns:wp="http://schemas.openxmlformats.org/drawingml/2006/wordprocessingDrawing" xmlns:w10="urn:schemas-microsoft-com:office:word" xmlns:w="http://schemas.openxmlformats.org/wordprocessingml/2006/main" xmlns:w14="http://schemas.microsoft.com/office/word/2010/wordml" xmlns:w15="http://schemas.microsoft.com/office/word/2012/wordml" xmlns:w16cex="http://schemas.microsoft.com/office/word/2018/wordml/cex" xmlns:w16cid="http://schemas.microsoft.com/office/word/2016/wordml/cid" xmlns:w16="http://schemas.microsoft.com/office/word/2018/wordml" xmlns:w16du="http://schemas.microsoft.com/office/word/2023/wordml/word16du" xmlns:w16sdtdh="http://schemas.microsoft.com/office/word/2020/wordml/sdtdatahash" xmlns:w16sdtfl="http://schemas.microsoft.com/office/word/2024/wordml/sdtformatlock" xmlns:w16se="http://schemas.microsoft.com/office/word/2015/wordml/symex" xmlns:wpg="http://schemas.microsoft.com/office/word/2010/wordprocessingGroup" xmlns:wpi="http://schemas.microsoft.com/office/word/2010/wordprocessingInk" xmlns:wne="http://schemas.microsoft.com/office/word/2006/wordml" xmlns:wps="http://schemas.microsoft.com/office/word/2010/wordprocessingShape" mc:Ignorable="w14 w15 w16se w16cid w16 w16cex w16sdtdh w16sdtfl w16du wp14">
   <w:p>
     <w:pPr>
@@ -1596,6 +1649,16 @@
 </w:ftr>
 </file>
 
+<file path=word/footer3.xml><?xml version="1.0" encoding="utf-8"?>
+<w:ftr xmlns:wpc="http://schemas.microsoft.com/office/word/2010/wordprocessingCanvas" xmlns:cx="http://schemas.microsoft.com/office/drawing/2014/chartex" xmlns:cx1="http://schemas.microsoft.com/office/drawing/2015/9/8/chartex" xmlns:cx2="http://schemas.microsoft.com/office/drawing/2015/10/21/chartex" xmlns:cx3="http://schemas.microsoft.com/office/drawing/2016/5/9/chartex" xmlns:cx4="http://schemas.microsoft.com/office/drawing/2016/5/10/chartex" xmlns:cx5="http://schemas.microsoft.com/office/drawing/2016/5/11/chartex" xmlns:cx6="http://schemas.microsoft.com/office/drawing/2016/5/12/chartex" xmlns:cx7="http://schemas.microsoft.com/office/drawing/2016/5/13/chartex" xmlns:cx8="http://schemas.microsoft.com/office/drawing/2016/5/14/chartex" xmlns:mc="http://schemas.openxmlformats.org/markup-compatibility/2006" xmlns:aink="http://schemas.microsoft.com/office/drawing/2016/ink" xmlns:am3d="http://schemas.microsoft.com/office/drawing/2017/model3d" xmlns:o="urn:schemas-microsoft-com:office:office" xmlns:oel="http://schemas.microsoft.com/office/2019/extlst" xmlns:r="http://schemas.openxmlformats.org/officeDocument/2006/relationships" xmlns:m="http://schemas.openxmlformats.org/officeDocument/2006/math" xmlns:v="urn:schemas-microsoft-com:vml" xmlns:wp14="http://schemas.microsoft.com/office/word/2010/wordprocessingDrawing" xmlns:wp="http://schemas.openxmlformats.org/drawingml/2006/wordprocessingDrawing" xmlns:w10="urn:schemas-microsoft-com:office:word" xmlns:w="http://schemas.openxmlformats.org/wordprocessingml/2006/main" xmlns:w14="http://schemas.microsoft.com/office/word/2010/wordml" xmlns:w15="http://schemas.microsoft.com/office/word/2012/wordml" xmlns:w16cex="http://schemas.microsoft.com/office/word/2018/wordml/cex" xmlns:w16cid="http://schemas.microsoft.com/office/word/2016/wordml/cid" xmlns:w16="http://schemas.microsoft.com/office/word/2018/wordml" xmlns:w16du="http://schemas.microsoft.com/office/word/2023/wordml/word16du" xmlns:w16sdtdh="http://schemas.microsoft.com/office/word/2020/wordml/sdtdatahash" xmlns:w16sdtfl="http://schemas.microsoft.com/office/word/2024/wordml/sdtformatlock" xmlns:w16se="http://schemas.microsoft.com/office/word/2015/wordml/symex" xmlns:wpg="http://schemas.microsoft.com/office/word/2010/wordprocessingGroup" xmlns:wpi="http://schemas.microsoft.com/office/word/2010/wordprocessingInk" xmlns:wne="http://schemas.microsoft.com/office/word/2006/wordml" xmlns:wps="http://schemas.microsoft.com/office/word/2010/wordprocessingShape" mc:Ignorable="w14 w15 w16se w16cid w16 w16cex w16sdtdh w16sdtfl w16du wp14">
+  <w:p>
+    <w:pPr>
+      <w:pStyle w:val="Footer"/>
+    </w:pPr>
+  </w:p>
+</w:ftr>
+</file>
+
 <file path=word/footnotes.xml><?xml version="1.0" encoding="utf-8"?>
 <w:footnotes xmlns:wpc="http://schemas.microsoft.com/office/word/2010/wordprocessingCanvas" xmlns:cx="http://schemas.microsoft.com/office/drawing/2014/chartex" xmlns:cx1="http://schemas.microsoft.com/office/drawing/2015/9/8/chartex" xmlns:cx2="http://schemas.microsoft.com/office/drawing/2015/10/21/chartex" xmlns:cx3="http://schemas.microsoft.com/office/drawing/2016/5/9/chartex" xmlns:cx4="http://schemas.microsoft.com/office/drawing/2016/5/10/chartex" xmlns:cx5="http://schemas.microsoft.com/office/drawing/2016/5/11/chartex" xmlns:cx6="http://schemas.microsoft.com/office/drawing/2016/5/12/chartex" xmlns:cx7="http://schemas.microsoft.com/office/drawing/2016/5/13/chartex" xmlns:cx8="http://schemas.microsoft.com/office/drawing/2016/5/14/chartex" xmlns:mc="http://schemas.openxmlformats.org/markup-compatibility/2006" xmlns:aink="http://schemas.microsoft.com/office/drawing/2016/ink" xmlns:am3d="http://schemas.microsoft.com/office/drawing/2017/model3d" xmlns:o="urn:schemas-microsoft-com:office:office" xmlns:oel="http://schemas.microsoft.com/office/2019/extlst" xmlns:r="http://schemas.openxmlformats.org/officeDocument/2006/relationships" xmlns:m="http://schemas.openxmlformats.org/officeDocument/2006/math" xmlns:v="urn:schemas-microsoft-com:vml" xmlns:wp14="http://schemas.microsoft.com/office/word/2010/wordprocessingDrawing" xmlns:wp="http://schemas.openxmlformats.org/drawingml/2006/wordprocessingDrawing" xmlns:w10="urn:schemas-microsoft-com:office:word" xmlns:w="http://schemas.openxmlformats.org/wordprocessingml/2006/main" xmlns:w14="http://schemas.microsoft.com/office/word/2010/wordml" xmlns:w15="http://schemas.microsoft.com/office/word/2012/wordml" xmlns:w16cex="http://schemas.microsoft.com/office/word/2018/wordml/cex" xmlns:w16cid="http://schemas.microsoft.com/office/word/2016/wordml/cid" xmlns:w16="http://schemas.microsoft.com/office/word/2018/wordml" xmlns:w16du="http://schemas.microsoft.com/office/word/2023/wordml/word16du" xmlns:w16sdtdh="http://schemas.microsoft.com/office/word/2020/wordml/sdtdatahash" xmlns:w16sdtfl="http://schemas.microsoft.com/office/word/2024/wordml/sdtformatlock" xmlns:w16se="http://schemas.microsoft.com/office/word/2015/wordml/symex" xmlns:wpg="http://schemas.microsoft.com/office/word/2010/wordprocessingGroup" xmlns:wpi="http://schemas.microsoft.com/office/word/2010/wordprocessingInk" xmlns:wne="http://schemas.microsoft.com/office/word/2006/wordml" xmlns:wps="http://schemas.microsoft.com/office/word/2010/wordprocessingShape" mc:Ignorable="w14 w15 w16se w16cid w16 w16cex w16sdtdh w16sdtfl w16du wp14">
   <w:footnote w:type="separator" w:id="-1">
@@ -1619,6 +1682,36 @@
     </w:p>
   </w:footnote>
 </w:footnotes>
+</file>
+
+<file path=word/header1.xml><?xml version="1.0" encoding="utf-8"?>
+<w:hdr xmlns:wpc="http://schemas.microsoft.com/office/word/2010/wordprocessingCanvas" xmlns:cx="http://schemas.microsoft.com/office/drawing/2014/chartex" xmlns:cx1="http://schemas.microsoft.com/office/drawing/2015/9/8/chartex" xmlns:cx2="http://schemas.microsoft.com/office/drawing/2015/10/21/chartex" xmlns:cx3="http://schemas.microsoft.com/office/drawing/2016/5/9/chartex" xmlns:cx4="http://schemas.microsoft.com/office/drawing/2016/5/10/chartex" xmlns:cx5="http://schemas.microsoft.com/office/drawing/2016/5/11/chartex" xmlns:cx6="http://schemas.microsoft.com/office/drawing/2016/5/12/chartex" xmlns:cx7="http://schemas.microsoft.com/office/drawing/2016/5/13/chartex" xmlns:cx8="http://schemas.microsoft.com/office/drawing/2016/5/14/chartex" xmlns:mc="http://schemas.openxmlformats.org/markup-compatibility/2006" xmlns:aink="http://schemas.microsoft.com/office/drawing/2016/ink" xmlns:am3d="http://schemas.microsoft.com/office/drawing/2017/model3d" xmlns:o="urn:schemas-microsoft-com:office:office" xmlns:oel="http://schemas.microsoft.com/office/2019/extlst" xmlns:r="http://schemas.openxmlformats.org/officeDocument/2006/relationships" xmlns:m="http://schemas.openxmlformats.org/officeDocument/2006/math" xmlns:v="urn:schemas-microsoft-com:vml" xmlns:wp14="http://schemas.microsoft.com/office/word/2010/wordprocessingDrawing" xmlns:wp="http://schemas.openxmlformats.org/drawingml/2006/wordprocessingDrawing" xmlns:w10="urn:schemas-microsoft-com:office:word" xmlns:w="http://schemas.openxmlformats.org/wordprocessingml/2006/main" xmlns:w14="http://schemas.microsoft.com/office/word/2010/wordml" xmlns:w15="http://schemas.microsoft.com/office/word/2012/wordml" xmlns:w16cex="http://schemas.microsoft.com/office/word/2018/wordml/cex" xmlns:w16cid="http://schemas.microsoft.com/office/word/2016/wordml/cid" xmlns:w16="http://schemas.microsoft.com/office/word/2018/wordml" xmlns:w16du="http://schemas.microsoft.com/office/word/2023/wordml/word16du" xmlns:w16sdtdh="http://schemas.microsoft.com/office/word/2020/wordml/sdtdatahash" xmlns:w16sdtfl="http://schemas.microsoft.com/office/word/2024/wordml/sdtformatlock" xmlns:w16se="http://schemas.microsoft.com/office/word/2015/wordml/symex" xmlns:wpg="http://schemas.microsoft.com/office/word/2010/wordprocessingGroup" xmlns:wpi="http://schemas.microsoft.com/office/word/2010/wordprocessingInk" xmlns:wne="http://schemas.microsoft.com/office/word/2006/wordml" xmlns:wps="http://schemas.microsoft.com/office/word/2010/wordprocessingShape" mc:Ignorable="w14 w15 w16se w16cid w16 w16cex w16sdtdh w16sdtfl w16du wp14">
+  <w:p>
+    <w:pPr>
+      <w:pStyle w:val="Header"/>
+    </w:pPr>
+  </w:p>
+</w:hdr>
+</file>
+
+<file path=word/header2.xml><?xml version="1.0" encoding="utf-8"?>
+<w:hdr xmlns:wpc="http://schemas.microsoft.com/office/word/2010/wordprocessingCanvas" xmlns:cx="http://schemas.microsoft.com/office/drawing/2014/chartex" xmlns:cx1="http://schemas.microsoft.com/office/drawing/2015/9/8/chartex" xmlns:cx2="http://schemas.microsoft.com/office/drawing/2015/10/21/chartex" xmlns:cx3="http://schemas.microsoft.com/office/drawing/2016/5/9/chartex" xmlns:cx4="http://schemas.microsoft.com/office/drawing/2016/5/10/chartex" xmlns:cx5="http://schemas.microsoft.com/office/drawing/2016/5/11/chartex" xmlns:cx6="http://schemas.microsoft.com/office/drawing/2016/5/12/chartex" xmlns:cx7="http://schemas.microsoft.com/office/drawing/2016/5/13/chartex" xmlns:cx8="http://schemas.microsoft.com/office/drawing/2016/5/14/chartex" xmlns:mc="http://schemas.openxmlformats.org/markup-compatibility/2006" xmlns:aink="http://schemas.microsoft.com/office/drawing/2016/ink" xmlns:am3d="http://schemas.microsoft.com/office/drawing/2017/model3d" xmlns:o="urn:schemas-microsoft-com:office:office" xmlns:oel="http://schemas.microsoft.com/office/2019/extlst" xmlns:r="http://schemas.openxmlformats.org/officeDocument/2006/relationships" xmlns:m="http://schemas.openxmlformats.org/officeDocument/2006/math" xmlns:v="urn:schemas-microsoft-com:vml" xmlns:wp14="http://schemas.microsoft.com/office/word/2010/wordprocessingDrawing" xmlns:wp="http://schemas.openxmlformats.org/drawingml/2006/wordprocessingDrawing" xmlns:w10="urn:schemas-microsoft-com:office:word" xmlns:w="http://schemas.openxmlformats.org/wordprocessingml/2006/main" xmlns:w14="http://schemas.microsoft.com/office/word/2010/wordml" xmlns:w15="http://schemas.microsoft.com/office/word/2012/wordml" xmlns:w16cex="http://schemas.microsoft.com/office/word/2018/wordml/cex" xmlns:w16cid="http://schemas.microsoft.com/office/word/2016/wordml/cid" xmlns:w16="http://schemas.microsoft.com/office/word/2018/wordml" xmlns:w16du="http://schemas.microsoft.com/office/word/2023/wordml/word16du" xmlns:w16sdtdh="http://schemas.microsoft.com/office/word/2020/wordml/sdtdatahash" xmlns:w16sdtfl="http://schemas.microsoft.com/office/word/2024/wordml/sdtformatlock" xmlns:w16se="http://schemas.microsoft.com/office/word/2015/wordml/symex" xmlns:wpg="http://schemas.microsoft.com/office/word/2010/wordprocessingGroup" xmlns:wpi="http://schemas.microsoft.com/office/word/2010/wordprocessingInk" xmlns:wne="http://schemas.microsoft.com/office/word/2006/wordml" xmlns:wps="http://schemas.microsoft.com/office/word/2010/wordprocessingShape" mc:Ignorable="w14 w15 w16se w16cid w16 w16cex w16sdtdh w16sdtfl w16du wp14">
+  <w:p>
+    <w:pPr>
+      <w:pStyle w:val="Header"/>
+    </w:pPr>
+  </w:p>
+</w:hdr>
+</file>
+
+<file path=word/header3.xml><?xml version="1.0" encoding="utf-8"?>
+<w:hdr xmlns:wpc="http://schemas.microsoft.com/office/word/2010/wordprocessingCanvas" xmlns:cx="http://schemas.microsoft.com/office/drawing/2014/chartex" xmlns:cx1="http://schemas.microsoft.com/office/drawing/2015/9/8/chartex" xmlns:cx2="http://schemas.microsoft.com/office/drawing/2015/10/21/chartex" xmlns:cx3="http://schemas.microsoft.com/office/drawing/2016/5/9/chartex" xmlns:cx4="http://schemas.microsoft.com/office/drawing/2016/5/10/chartex" xmlns:cx5="http://schemas.microsoft.com/office/drawing/2016/5/11/chartex" xmlns:cx6="http://schemas.microsoft.com/office/drawing/2016/5/12/chartex" xmlns:cx7="http://schemas.microsoft.com/office/drawing/2016/5/13/chartex" xmlns:cx8="http://schemas.microsoft.com/office/drawing/2016/5/14/chartex" xmlns:mc="http://schemas.openxmlformats.org/markup-compatibility/2006" xmlns:aink="http://schemas.microsoft.com/office/drawing/2016/ink" xmlns:am3d="http://schemas.microsoft.com/office/drawing/2017/model3d" xmlns:o="urn:schemas-microsoft-com:office:office" xmlns:oel="http://schemas.microsoft.com/office/2019/extlst" xmlns:r="http://schemas.openxmlformats.org/officeDocument/2006/relationships" xmlns:m="http://schemas.openxmlformats.org/officeDocument/2006/math" xmlns:v="urn:schemas-microsoft-com:vml" xmlns:wp14="http://schemas.microsoft.com/office/word/2010/wordprocessingDrawing" xmlns:wp="http://schemas.openxmlformats.org/drawingml/2006/wordprocessingDrawing" xmlns:w10="urn:schemas-microsoft-com:office:word" xmlns:w="http://schemas.openxmlformats.org/wordprocessingml/2006/main" xmlns:w14="http://schemas.microsoft.com/office/word/2010/wordml" xmlns:w15="http://schemas.microsoft.com/office/word/2012/wordml" xmlns:w16cex="http://schemas.microsoft.com/office/word/2018/wordml/cex" xmlns:w16cid="http://schemas.microsoft.com/office/word/2016/wordml/cid" xmlns:w16="http://schemas.microsoft.com/office/word/2018/wordml" xmlns:w16du="http://schemas.microsoft.com/office/word/2023/wordml/word16du" xmlns:w16sdtdh="http://schemas.microsoft.com/office/word/2020/wordml/sdtdatahash" xmlns:w16sdtfl="http://schemas.microsoft.com/office/word/2024/wordml/sdtformatlock" xmlns:w16se="http://schemas.microsoft.com/office/word/2015/wordml/symex" xmlns:wpg="http://schemas.microsoft.com/office/word/2010/wordprocessingGroup" xmlns:wpi="http://schemas.microsoft.com/office/word/2010/wordprocessingInk" xmlns:wne="http://schemas.microsoft.com/office/word/2006/wordml" xmlns:wps="http://schemas.microsoft.com/office/word/2010/wordprocessingShape" mc:Ignorable="w14 w15 w16se w16cid w16 w16cex w16sdtdh w16sdtfl w16du wp14">
+  <w:p>
+    <w:pPr>
+      <w:pStyle w:val="Header"/>
+    </w:pPr>
+  </w:p>
+</w:hdr>
 </file>
 
 <file path=word/numbering.xml><?xml version="1.0" encoding="utf-8"?>
@@ -2536,6 +2629,7 @@
   <w:style w:type="character" w:default="1" w:styleId="DefaultParagraphFont">
     <w:name w:val="Default Paragraph Font"/>
     <w:uiPriority w:val="1"/>
+    <w:semiHidden/>
     <w:unhideWhenUsed/>
   </w:style>
   <w:style w:type="table" w:default="1" w:styleId="TableNormal">
@@ -2718,6 +2812,32 @@
       <w:shd w:val="clear" w:color="auto" w:fill="E1DFDD"/>
     </w:rPr>
   </w:style>
+  <w:style w:type="paragraph" w:styleId="Header">
+    <w:name w:val="header"/>
+    <w:basedOn w:val="Normal"/>
+    <w:link w:val="HeaderChar"/>
+    <w:uiPriority w:val="99"/>
+    <w:unhideWhenUsed/>
+    <w:rsid w:val="005963C4"/>
+    <w:pPr>
+      <w:tabs>
+        <w:tab w:val="center" w:pos="4680"/>
+        <w:tab w:val="right" w:pos="9360"/>
+      </w:tabs>
+      <w:spacing w:after="0" w:line="240" w:lineRule="auto"/>
+    </w:pPr>
+  </w:style>
+  <w:style w:type="character" w:customStyle="1" w:styleId="HeaderChar">
+    <w:name w:val="Header Char"/>
+    <w:basedOn w:val="DefaultParagraphFont"/>
+    <w:link w:val="Header"/>
+    <w:uiPriority w:val="99"/>
+    <w:rsid w:val="005963C4"/>
+    <w:rPr>
+      <w:rFonts w:eastAsiaTheme="minorEastAsia"/>
+      <w:lang w:eastAsia="ja-JP"/>
+    </w:rPr>
+  </w:style>
 </w:styles>
 </file>
 
@@ -2891,9 +3011,11 @@
     <w:rsid w:val="00144377"/>
     <w:rsid w:val="00166A33"/>
     <w:rsid w:val="001E3D2D"/>
+    <w:rsid w:val="00212CA9"/>
     <w:rsid w:val="00281422"/>
     <w:rsid w:val="002E303F"/>
     <w:rsid w:val="00310334"/>
+    <w:rsid w:val="00522FD6"/>
     <w:rsid w:val="0054021A"/>
     <w:rsid w:val="00866D70"/>
     <w:rsid w:val="009C0815"/>
@@ -3638,4 +3760,26 @@
     </a:ext>
   </a:extLst>
 </a:theme>
+</file>
+
+<file path=word/webextensions/taskpanes.xml><?xml version="1.0" encoding="utf-8"?>
+<wetp:taskpanes xmlns:wetp="http://schemas.microsoft.com/office/webextensions/taskpanes/2010/11">
+  <wetp:taskpane dockstate="right" visibility="0" width="438" row="0">
+    <wetp:webextensionref xmlns:r="http://schemas.openxmlformats.org/officeDocument/2006/relationships" r:id="rId1"/>
+  </wetp:taskpane>
+</wetp:taskpanes>
+</file>
+
+<file path=word/webextensions/webextension1.xml><?xml version="1.0" encoding="utf-8"?>
+<we:webextension xmlns:we="http://schemas.microsoft.com/office/webextensions/webextension/2010/11" id="{200F6CEA-D88A-4FF5-A12D-9423837DB4EF}">
+  <we:reference id="wa200010453" version="1.0.0.1" store="en-US" storeType="OMEX"/>
+  <we:alternateReferences>
+    <we:reference id="WA200010453" version="1.0.0.1" store="" storeType="OMEX"/>
+  </we:alternateReferences>
+  <we:properties>
+    <we:property name="claude.fileId" value="&quot;44d75d28-14b2-43c5-88d4-3e3f5d0cb08d&quot;"/>
+  </we:properties>
+  <we:bindings/>
+  <we:snapshot xmlns:r="http://schemas.openxmlformats.org/officeDocument/2006/relationships"/>
+</we:webextension>
 </file>
--- a/Resume.docx
+++ b/Resume.docx
@@ -1,6 +1,6 @@
 
 <file path=word/document.xml><?xml version="1.0" encoding="utf-8"?>
-<w:document xmlns:wpc="http://schemas.microsoft.com/office/word/2010/wordprocessingCanvas" xmlns:cx="http://schemas.microsoft.com/office/drawing/2014/chartex" xmlns:cx1="http://schemas.microsoft.com/office/drawing/2015/9/8/chartex" xmlns:cx2="http://schemas.microsoft.com/office/drawing/2015/10/21/chartex" xmlns:cx3="http://schemas.microsoft.com/office/drawing/2016/5/9/chartex" xmlns:cx4="http://schemas.microsoft.com/office/drawing/2016/5/10/chartex" xmlns:cx5="http://schemas.microsoft.com/office/drawing/2016/5/11/chartex" xmlns:cx6="http://schemas.microsoft.com/office/drawing/2016/5/12/chartex" xmlns:cx7="http://schemas.microsoft.com/office/drawing/2016/5/13/chartex" xmlns:cx8="http://schemas.microsoft.com/office/drawing/2016/5/14/chartex" xmlns:mc="http://schemas.openxmlformats.org/markup-compatibility/2006" xmlns:aink="http://schemas.microsoft.com/office/drawing/2016/ink" xmlns:am3d="http://schemas.microsoft.com/office/drawing/2017/model3d" xmlns:o="urn:schemas-microsoft-com:office:office" xmlns:oel="http://schemas.microsoft.com/office/2019/extlst" xmlns:r="http://schemas.openxmlformats.org/officeDocument/2006/relationships" xmlns:m="http://schemas.openxmlformats.org/officeDocument/2006/math" xmlns:v="urn:schemas-microsoft-com:vml" xmlns:wp14="http://schemas.microsoft.com/office/word/2010/wordprocessingDrawing" xmlns:wp="http://schemas.openxmlformats.org/drawingml/2006/wordprocessingDrawing" xmlns:w10="urn:schemas-microsoft-com:office:word" xmlns:w="http://schemas.openxmlformats.org/wordprocessingml/2006/main" xmlns:w14="http://schemas.microsoft.com/office/word/2010/wordml" xmlns:w15="http://schemas.microsoft.com/office/word/2012/wordml" xmlns:w16cex="http://schemas.microsoft.com/office/word/2018/wordml/cex" xmlns:w16cid="http://schemas.microsoft.com/office/word/2016/wordml/cid" xmlns:w16="http://schemas.microsoft.com/office/word/2018/wordml" xmlns:w16du="http://schemas.microsoft.com/office/word/2023/wordml/word16du" xmlns:w16sdtdh="http://schemas.microsoft.com/office/word/2020/wordml/sdtdatahash" xmlns:w16sdtfl="http://schemas.microsoft.com/office/word/2024/wordml/sdtformatlock" xmlns:w16se="http://schemas.microsoft.com/office/word/2015/wordml/symex" xmlns:wpg="http://schemas.microsoft.com/office/word/2010/wordprocessingGroup" xmlns:wpi="http://schemas.microsoft.com/office/word/2010/wordprocessingInk" xmlns:wne="http://schemas.microsoft.com/office/word/2006/wordml" xmlns:wps="http://schemas.microsoft.com/office/word/2010/wordprocessingShape" mc:Ignorable="w14 w15 w16se w16cid w16 w16cex w16sdtdh w16sdtfl w16du wp14">
+<w:document xmlns:wpc="http://schemas.microsoft.com/office/word/2010/wordprocessingCanvas" xmlns:cx="http://schemas.microsoft.com/office/drawing/2014/chartex" xmlns:cx1="http://schemas.microsoft.com/office/drawing/2015/9/8/chartex" xmlns:cx2="http://schemas.microsoft.com/office/drawing/2015/10/21/chartex" xmlns:cx3="http://schemas.microsoft.com/office/drawing/2016/5/9/chartex" xmlns:cx4="http://schemas.microsoft.com/office/drawing/2016/5/10/chartex" xmlns:cx5="http://schemas.microsoft.com/office/drawing/2016/5/11/chartex" xmlns:cx6="http://schemas.microsoft.com/office/drawing/2016/5/12/chartex" xmlns:cx7="http://schemas.microsoft.com/office/drawing/2016/5/13/chartex" xmlns:cx8="http://schemas.microsoft.com/office/drawing/2016/5/14/chartex" xmlns:mc="http://schemas.openxmlformats.org/markup-compatibility/2006" xmlns:aink="http://schemas.microsoft.com/office/drawing/2016/ink" xmlns:am3d="http://schemas.microsoft.com/office/drawing/2017/model3d" xmlns:o="urn:schemas-microsoft-com:office:office" xmlns:oel="http://schemas.microsoft.com/office/2019/extlst" xmlns:r="http://schemas.openxmlformats.org/officeDocument/2006/relationships" xmlns:m="http://schemas.openxmlformats.org/officeDocument/2006/math" xmlns:v="urn:schemas-microsoft-com:vml" xmlns:wp14="http://schemas.microsoft.com/office/word/2010/wordprocessingDrawing" xmlns:wp="http://schemas.openxmlformats.org/drawingml/2006/wordprocessingDrawing" xmlns:w10="urn:schemas-microsoft-com:office:word" xmlns:w="http://schemas.openxmlformats.org/wordprocessingml/2006/main" xmlns:w14="http://schemas.microsoft.com/office/word/2010/wordml" xmlns:w15="http://schemas.microsoft.com/office/word/2012/wordml" xmlns:w16cei="http://schemas.microsoft.com/office/word/2026/wordml/cei" xmlns:w16cex="http://schemas.microsoft.com/office/word/2018/wordml/cex" xmlns:w16cid="http://schemas.microsoft.com/office/word/2016/wordml/cid" xmlns:w16="http://schemas.microsoft.com/office/word/2018/wordml" xmlns:w16du="http://schemas.microsoft.com/office/word/2023/wordml/word16du" xmlns:w16sdtdh="http://schemas.microsoft.com/office/word/2020/wordml/sdtdatahash" xmlns:w16sdtfl="http://schemas.microsoft.com/office/word/2024/wordml/sdtformatlock" xmlns:w16se="http://schemas.microsoft.com/office/word/2015/wordml/symex" xmlns:wpg="http://schemas.microsoft.com/office/word/2010/wordprocessingGroup" xmlns:wpi="http://schemas.microsoft.com/office/word/2010/wordprocessingInk" xmlns:wne="http://schemas.microsoft.com/office/word/2006/wordml" xmlns:wps="http://schemas.microsoft.com/office/word/2010/wordprocessingShape" mc:Ignorable="w14 w15 w16se w16cid w16 w16cex w16sdtdh w16sdtfl w16du wp14">
   <w:body>
     <w:p>
       <w:pPr>
@@ -37,21 +37,21 @@
       </w:pPr>
       <w:r>
         <w:rPr>
-          <w:rFonts w:ascii="Cambria" w:hAnsi="Cambria" w:cs="Arial"/>
-        </w:rPr>
-        <w:t xml:space="preserve">US Resident | </w:t>
-      </w:r>
-      <w:r>
-        <w:rPr>
-          <w:rFonts w:ascii="Cambria" w:hAnsi="Cambria" w:cs="Arial"/>
-        </w:rPr>
-        <w:t xml:space="preserve">(404)953-3562 | </w:t>
-      </w:r>
-      <w:r>
-        <w:rPr>
-          <w:rFonts w:ascii="Cambria" w:hAnsi="Cambria" w:cs="Segoe UI Symbol"/>
-        </w:rPr>
-        <w:t xml:space="preserve"> </w:t>
+          <w:rFonts w:ascii="Cambria" w:hAnsi="Cambria"/>
+        </w:rPr>
+        <w:t xml:space="preserve">Location: </w:t>
+      </w:r>
+      <w:r>
+        <w:rPr>
+          <w:rFonts w:ascii="Cambria" w:hAnsi="Cambria"/>
+        </w:rPr>
+        <w:t xml:space="preserve">Seattle, Washington | </w:t>
+      </w:r>
+      <w:r>
+        <w:rPr>
+          <w:rFonts w:ascii="Cambria" w:hAnsi="Cambria"/>
+        </w:rPr>
+        <w:t xml:space="preserve">Email: </w:t>
       </w:r>
       <w:hyperlink r:id="rId7" w:history="1">
         <w:r>
@@ -107,7 +107,7 @@
         <w:rPr>
           <w:rFonts w:ascii="Cambria" w:hAnsi="Cambria" w:cs="Arial"/>
         </w:rPr>
-        <w:br/>
+        <w:t xml:space="preserve">| </w:t>
       </w:r>
       <w:r>
         <w:rPr>
@@ -162,41 +162,13 @@
           <w:u w:val="single"/>
         </w:rPr>
       </w:pPr>
-      <w:sdt>
-        <w:sdtPr>
-          <w:rPr>
-            <w:rFonts w:ascii="Cambria" w:hAnsi="Cambria" w:cs="Arial"/>
-            <w:color w:val="002060"/>
-            <w:u w:val="single"/>
-          </w:rPr>
-          <w:alias w:val="Experience:"/>
-          <w:tag w:val="Experience:"/>
-          <w:id w:val="171684534"/>
-          <w:placeholder>
-            <w:docPart w:val="850B90C746C34EFB8B87756A6FC38C30"/>
-          </w:placeholder>
-          <w:temporary/>
-          <w:showingPlcHdr/>
-          <w15:appearance w15:val="hidden"/>
-        </w:sdtPr>
-        <w:sdtContent>
-          <w:r>
-            <w:rPr>
-              <w:rFonts w:ascii="Cambria" w:hAnsi="Cambria" w:cs="Arial"/>
-              <w:color w:val="002060"/>
-              <w:u w:val="single"/>
-            </w:rPr>
-            <w:t>Experience</w:t>
-          </w:r>
-        </w:sdtContent>
-      </w:sdt>
       <w:r>
         <w:rPr>
           <w:rFonts w:ascii="Cambria" w:hAnsi="Cambria" w:cs="Arial"/>
           <w:color w:val="002060"/>
           <w:u w:val="single"/>
         </w:rPr>
-        <w:t>s</w:t>
+        <w:t>Experience</w:t>
       </w:r>
     </w:p>
     <w:p>
@@ -328,7 +300,19 @@
         <w:rPr>
           <w:rFonts w:ascii="Cambria" w:hAnsi="Cambria"/>
         </w:rPr>
-        <w:t>Lead the development and validation of new third-party SCIM API-based connectors for inclusion in Entra.</w:t>
+        <w:t xml:space="preserve">Design, develop, and maintain distributed provisioning service synchronizing billions of identity changes </w:t>
+      </w:r>
+      <w:r>
+        <w:rPr>
+          <w:rFonts w:ascii="Cambria" w:hAnsi="Cambria"/>
+        </w:rPr>
+        <w:t>daily</w:t>
+      </w:r>
+      <w:r>
+        <w:rPr>
+          <w:rFonts w:ascii="Cambria" w:hAnsi="Cambria"/>
+        </w:rPr>
+        <w:t>.</w:t>
       </w:r>
     </w:p>
     <w:p>
@@ -342,13 +326,19 @@
         <w:rPr>
           <w:rFonts w:ascii="Cambria" w:hAnsi="Cambria"/>
         </w:rPr>
-        <w:t xml:space="preserve">Design, develop, and maintain globally distributed identity provisioning service synchronizing </w:t>
-      </w:r>
-      <w:r>
-        <w:rPr>
-          <w:rFonts w:ascii="Cambria" w:hAnsi="Cambria"/>
-        </w:rPr>
-        <w:t>billion identities.</w:t>
+        <w:t>Serve as tech lead for onboarding new authentication methods, including workload identity-based auth</w:t>
+      </w:r>
+      <w:r>
+        <w:rPr>
+          <w:rFonts w:ascii="Cambria" w:hAnsi="Cambria"/>
+        </w:rPr>
+        <w:t xml:space="preserve"> for services</w:t>
+      </w:r>
+      <w:r>
+        <w:rPr>
+          <w:rFonts w:ascii="Cambria" w:hAnsi="Cambria"/>
+        </w:rPr>
+        <w:t xml:space="preserve"> and ID-JAG (Identity Assertion Authorization Grant) for AI agents.</w:t>
       </w:r>
     </w:p>
     <w:p>
@@ -362,7 +352,7 @@
         <w:rPr>
           <w:rFonts w:ascii="Cambria" w:hAnsi="Cambria"/>
         </w:rPr>
-        <w:t>Lead the privacy and EU regulatory compliance efforts for all services managed by the group.</w:t>
+        <w:t>Design and test agent provisioning standards for SCIM (IETF), validating integrations with GitHub and Google.</w:t>
       </w:r>
     </w:p>
     <w:p>
@@ -376,7 +366,7 @@
         <w:rPr>
           <w:rFonts w:ascii="Cambria" w:hAnsi="Cambria"/>
         </w:rPr>
-        <w:t>Build and maintain front-end with approximately 100,000+ daily active users.</w:t>
+        <w:t>Lead the development and validation of new third-party SCIM API-based connectors for inclusion in Entra.</w:t>
       </w:r>
     </w:p>
     <w:p>
@@ -390,7 +380,7 @@
         <w:rPr>
           <w:rFonts w:ascii="Cambria" w:hAnsi="Cambria"/>
         </w:rPr>
-        <w:t>Evangelize the use of AI tools to improve developer productivity including creating MCP and search indexes for internal documentation and libraries for coding agent consumption.</w:t>
+        <w:t>Lead an effort on agentic customer-issue investigation and the evaluation processes for it. Evangelize the use of AI tools to improve developer productivity, including creating MCP and search indexes for internal documentation and libraries for coding agent consumption.</w:t>
       </w:r>
       <w:r>
         <w:rPr>
@@ -424,7 +414,7 @@
         <w:rPr>
           <w:rFonts w:ascii="Cambria" w:hAnsi="Cambria"/>
         </w:rPr>
-        <w:t>, C#, .NET, Typescript, SCIM</w:t>
+        <w:t>, C#, .NET, TypeScript, SCIM, Workload Identity, ID-JAG, Evals, LLM-as-Judge</w:t>
       </w:r>
     </w:p>
     <w:p>
@@ -442,53 +432,6 @@
           <w:color w:val="auto"/>
         </w:rPr>
         <w:t>Hybrid Identity Team and Provisioning Events | Jul 2020 - Jun 2024</w:t>
-      </w:r>
-    </w:p>
-    <w:p>
-      <w:pPr>
-        <w:pStyle w:val="ListBullet"/>
-        <w:numPr>
-          <w:ilvl w:val="0"/>
-          <w:numId w:val="0"/>
-        </w:numPr>
-        <w:tabs>
-          <w:tab w:val="left" w:pos="4590"/>
-        </w:tabs>
-        <w:spacing w:before="60" w:after="60" w:line="300" w:lineRule="auto"/>
-        <w:ind w:left="216" w:hanging="216"/>
-        <w:rPr>
-          <w:rFonts w:ascii="Cambria" w:hAnsi="Cambria" w:cs="Arial"/>
-        </w:rPr>
-      </w:pPr>
-      <w:r>
-        <w:rPr>
-          <w:rFonts w:ascii="Cambria" w:hAnsi="Cambria" w:cs="Arial"/>
-        </w:rPr>
-        <w:t xml:space="preserve">Worked </w:t>
-      </w:r>
-      <w:r>
-        <w:rPr>
-          <w:rFonts w:ascii="Cambria" w:hAnsi="Cambria" w:cs="Arial"/>
-        </w:rPr>
-        <w:t>on</w:t>
-      </w:r>
-      <w:r>
-        <w:rPr>
-          <w:rFonts w:ascii="Cambria" w:hAnsi="Cambria" w:cs="Arial"/>
-        </w:rPr>
-        <w:t xml:space="preserve"> the Hybrid Identity and Provisioning Logs </w:t>
-      </w:r>
-      <w:r>
-        <w:rPr>
-          <w:rFonts w:ascii="Cambria" w:hAnsi="Cambria" w:cs="Arial"/>
-        </w:rPr>
-        <w:t>services</w:t>
-      </w:r>
-      <w:r>
-        <w:rPr>
-          <w:rFonts w:ascii="Cambria" w:hAnsi="Cambria" w:cs="Arial"/>
-        </w:rPr>
-        <w:t>:</w:t>
       </w:r>
     </w:p>
     <w:p>
@@ -646,7 +589,7 @@
         <w:rPr>
           <w:rFonts w:ascii="Cambria" w:hAnsi="Cambria" w:cs="Arial"/>
         </w:rPr>
-        <w:t>Typescript</w:t>
+        <w:t>TypeScript</w:t>
       </w:r>
     </w:p>
     <w:p>
@@ -699,65 +642,6 @@
           <w:color w:val="auto"/>
         </w:rPr>
         <w:t>Jul 2020</w:t>
-      </w:r>
-    </w:p>
-    <w:p>
-      <w:pPr>
-        <w:pStyle w:val="ListBullet"/>
-        <w:numPr>
-          <w:ilvl w:val="0"/>
-          <w:numId w:val="0"/>
-        </w:numPr>
-        <w:tabs>
-          <w:tab w:val="left" w:pos="4590"/>
-        </w:tabs>
-        <w:spacing w:before="60" w:afterLines="60" w:after="144" w:line="300" w:lineRule="auto"/>
-        <w:ind w:left="216" w:hanging="216"/>
-        <w:rPr>
-          <w:rFonts w:ascii="Cambria" w:hAnsi="Cambria" w:cs="Arial"/>
-        </w:rPr>
-      </w:pPr>
-      <w:r>
-        <w:rPr>
-          <w:rFonts w:ascii="Cambria" w:hAnsi="Cambria" w:cs="Arial"/>
-        </w:rPr>
-        <w:t>Work</w:t>
-      </w:r>
-      <w:r>
-        <w:rPr>
-          <w:rFonts w:ascii="Cambria" w:hAnsi="Cambria" w:cs="Arial"/>
-        </w:rPr>
-        <w:t>ed</w:t>
-      </w:r>
-      <w:r>
-        <w:rPr>
-          <w:rFonts w:ascii="Cambria" w:hAnsi="Cambria" w:cs="Arial"/>
-        </w:rPr>
-        <w:t xml:space="preserve"> </w:t>
-      </w:r>
-      <w:r>
-        <w:rPr>
-          <w:rFonts w:ascii="Cambria" w:hAnsi="Cambria" w:cs="Arial"/>
-        </w:rPr>
-        <w:t xml:space="preserve">on </w:t>
-      </w:r>
-      <w:r>
-        <w:rPr>
-          <w:rFonts w:ascii="Cambria" w:hAnsi="Cambria" w:cs="Arial"/>
-        </w:rPr>
-        <w:t xml:space="preserve">the Velocity Imaging Informatics </w:t>
-      </w:r>
-      <w:r>
-        <w:rPr>
-          <w:rFonts w:ascii="Cambria" w:hAnsi="Cambria" w:cs="Arial"/>
-        </w:rPr>
-        <w:t>software</w:t>
-      </w:r>
-      <w:r>
-        <w:rPr>
-          <w:rFonts w:ascii="Cambria" w:hAnsi="Cambria" w:cs="Arial"/>
-        </w:rPr>
-        <w:t>:</w:t>
       </w:r>
     </w:p>
     <w:p>
@@ -1051,47 +935,19 @@
         <w:rPr>
           <w:rFonts w:ascii="Cambria" w:hAnsi="Cambria" w:cs="Arial"/>
         </w:rPr>
-        <w:t xml:space="preserve"> SQL, Typescript, </w:t>
-      </w:r>
-      <w:proofErr w:type="spellStart"/>
-      <w:r>
-        <w:rPr>
-          <w:rFonts w:ascii="Cambria" w:hAnsi="Cambria" w:cs="Arial"/>
-        </w:rPr>
-        <w:t>Javascript</w:t>
-      </w:r>
-      <w:proofErr w:type="spellEnd"/>
-      <w:r>
-        <w:rPr>
-          <w:rFonts w:ascii="Cambria" w:hAnsi="Cambria" w:cs="Arial"/>
-        </w:rPr>
-        <w:t>, Go</w:t>
-      </w:r>
-      <w:r>
-        <w:rPr>
-          <w:rFonts w:ascii="Cambria" w:hAnsi="Cambria" w:cs="Arial"/>
-        </w:rPr>
-        <w:t xml:space="preserve">, React, </w:t>
-      </w:r>
-      <w:proofErr w:type="spellStart"/>
-      <w:r>
-        <w:rPr>
-          <w:rFonts w:ascii="Cambria" w:hAnsi="Cambria" w:cs="Arial"/>
-        </w:rPr>
-        <w:t>Next.Js</w:t>
-      </w:r>
-      <w:proofErr w:type="spellEnd"/>
-      <w:r>
-        <w:rPr>
-          <w:rFonts w:ascii="Cambria" w:hAnsi="Cambria" w:cs="Arial"/>
-        </w:rPr>
-        <w:t xml:space="preserve">, </w:t>
-      </w:r>
-      <w:r>
-        <w:rPr>
-          <w:rFonts w:ascii="Cambria" w:hAnsi="Cambria" w:cs="Arial"/>
-        </w:rPr>
-        <w:t>JAX</w:t>
+        <w:t xml:space="preserve"> SQL, TypeScript, JavaScript, Go</w:t>
+      </w:r>
+      <w:r>
+        <w:rPr>
+          <w:rFonts w:ascii="Cambria" w:hAnsi="Cambria" w:cs="Arial"/>
+        </w:rPr>
+        <w:t>, React, Next.js</w:t>
+      </w:r>
+      <w:r>
+        <w:rPr>
+          <w:rFonts w:ascii="Cambria" w:hAnsi="Cambria" w:cs="Arial"/>
+        </w:rPr>
+        <w:t>, JAX</w:t>
       </w:r>
     </w:p>
     <w:sdt>
@@ -1230,6 +1086,14 @@
           <w:b w:val="0"/>
           <w:color w:val="auto"/>
         </w:rPr>
+        <w:t xml:space="preserve">(Honors) </w:t>
+      </w:r>
+      <w:r>
+        <w:rPr>
+          <w:rFonts w:ascii="Cambria" w:hAnsi="Cambria" w:cs="Arial"/>
+          <w:b w:val="0"/>
+          <w:color w:val="auto"/>
+        </w:rPr>
         <w:t xml:space="preserve">| 2014 </w:t>
       </w:r>
       <w:r>
@@ -1247,70 +1111,6 @@
           <w:color w:val="auto"/>
         </w:rPr>
         <w:t xml:space="preserve"> 2018 </w:t>
-      </w:r>
-      <w:r>
-        <w:rPr>
-          <w:rFonts w:ascii="Cambria" w:hAnsi="Cambria" w:cs="Arial"/>
-          <w:b w:val="0"/>
-          <w:color w:val="auto"/>
-        </w:rPr>
-        <w:t>|</w:t>
-      </w:r>
-      <w:r>
-        <w:rPr>
-          <w:rFonts w:ascii="Cambria" w:hAnsi="Cambria" w:cs="Arial"/>
-          <w:b w:val="0"/>
-          <w:color w:val="auto"/>
-        </w:rPr>
-        <w:t xml:space="preserve"> GPA:</w:t>
-      </w:r>
-      <w:r>
-        <w:rPr>
-          <w:rFonts w:ascii="Cambria" w:hAnsi="Cambria" w:cs="Arial"/>
-          <w:b w:val="0"/>
-          <w:color w:val="auto"/>
-        </w:rPr>
-        <w:t xml:space="preserve"> 3.25</w:t>
-      </w:r>
-      <w:r>
-        <w:rPr>
-          <w:rFonts w:ascii="Cambria" w:hAnsi="Cambria" w:cs="Arial"/>
-          <w:b w:val="0"/>
-          <w:color w:val="auto"/>
-        </w:rPr>
-        <w:t xml:space="preserve"> </w:t>
-      </w:r>
-      <w:r>
-        <w:rPr>
-          <w:rFonts w:ascii="Cambria" w:hAnsi="Cambria" w:cs="Arial"/>
-          <w:b w:val="0"/>
-          <w:color w:val="auto"/>
-        </w:rPr>
-        <w:t>(</w:t>
-      </w:r>
-      <w:r>
-        <w:rPr>
-          <w:rFonts w:ascii="Cambria" w:hAnsi="Cambria" w:cs="Arial"/>
-          <w:b w:val="0"/>
-          <w:color w:val="auto"/>
-        </w:rPr>
-        <w:t>Honors</w:t>
-      </w:r>
-      <w:r>
-        <w:rPr>
-          <w:rFonts w:ascii="Cambria" w:hAnsi="Cambria" w:cs="Arial"/>
-          <w:b w:val="0"/>
-          <w:color w:val="auto"/>
-        </w:rPr>
-        <w:t xml:space="preserve">, </w:t>
-      </w:r>
-      <w:r>
-        <w:rPr>
-          <w:rFonts w:ascii="Cambria" w:hAnsi="Cambria" w:cs="Arial"/>
-          <w:b w:val="0"/>
-          <w:color w:val="auto"/>
-        </w:rPr>
-        <w:t>Dean’s List)</w:t>
       </w:r>
     </w:p>
     <w:p>
@@ -1581,7 +1381,7 @@
 </file>
 
 <file path=word/endnotes.xml><?xml version="1.0" encoding="utf-8"?>
-<w:endnotes xmlns:wpc="http://schemas.microsoft.com/office/word/2010/wordprocessingCanvas" xmlns:cx="http://schemas.microsoft.com/office/drawing/2014/chartex" xmlns:cx1="http://schemas.microsoft.com/office/drawing/2015/9/8/chartex" xmlns:cx2="http://schemas.microsoft.com/office/drawing/2015/10/21/chartex" xmlns:cx3="http://schemas.microsoft.com/office/drawing/2016/5/9/chartex" xmlns:cx4="http://schemas.microsoft.com/office/drawing/2016/5/10/chartex" xmlns:cx5="http://schemas.microsoft.com/office/drawing/2016/5/11/chartex" xmlns:cx6="http://schemas.microsoft.com/office/drawing/2016/5/12/chartex" xmlns:cx7="http://schemas.microsoft.com/office/drawing/2016/5/13/chartex" xmlns:cx8="http://schemas.microsoft.com/office/drawing/2016/5/14/chartex" xmlns:mc="http://schemas.openxmlformats.org/markup-compatibility/2006" xmlns:aink="http://schemas.microsoft.com/office/drawing/2016/ink" xmlns:am3d="http://schemas.microsoft.com/office/drawing/2017/model3d" xmlns:o="urn:schemas-microsoft-com:office:office" xmlns:oel="http://schemas.microsoft.com/office/2019/extlst" xmlns:r="http://schemas.openxmlformats.org/officeDocument/2006/relationships" xmlns:m="http://schemas.openxmlformats.org/officeDocument/2006/math" xmlns:v="urn:schemas-microsoft-com:vml" xmlns:wp14="http://schemas.microsoft.com/office/word/2010/wordprocessingDrawing" xmlns:wp="http://schemas.openxmlformats.org/drawingml/2006/wordprocessingDrawing" xmlns:w10="urn:schemas-microsoft-com:office:word" xmlns:w="http://schemas.openxmlformats.org/wordprocessingml/2006/main" xmlns:w14="http://schemas.microsoft.com/office/word/2010/wordml" xmlns:w15="http://schemas.microsoft.com/office/word/2012/wordml" xmlns:w16cex="http://schemas.microsoft.com/office/word/2018/wordml/cex" xmlns:w16cid="http://schemas.microsoft.com/office/word/2016/wordml/cid" xmlns:w16="http://schemas.microsoft.com/office/word/2018/wordml" xmlns:w16du="http://schemas.microsoft.com/office/word/2023/wordml/word16du" xmlns:w16sdtdh="http://schemas.microsoft.com/office/word/2020/wordml/sdtdatahash" xmlns:w16sdtfl="http://schemas.microsoft.com/office/word/2024/wordml/sdtformatlock" xmlns:w16se="http://schemas.microsoft.com/office/word/2015/wordml/symex" xmlns:wpg="http://schemas.microsoft.com/office/word/2010/wordprocessingGroup" xmlns:wpi="http://schemas.microsoft.com/office/word/2010/wordprocessingInk" xmlns:wne="http://schemas.microsoft.com/office/word/2006/wordml" xmlns:wps="http://schemas.microsoft.com/office/word/2010/wordprocessingShape" mc:Ignorable="w14 w15 w16se w16cid w16 w16cex w16sdtdh w16sdtfl w16du wp14">
+<w:endnotes xmlns:wpc="http://schemas.microsoft.com/office/word/2010/wordprocessingCanvas" xmlns:cx="http://schemas.microsoft.com/office/drawing/2014/chartex" xmlns:cx1="http://schemas.microsoft.com/office/drawing/2015/9/8/chartex" xmlns:cx2="http://schemas.microsoft.com/office/drawing/2015/10/21/chartex" xmlns:cx3="http://schemas.microsoft.com/office/drawing/2016/5/9/chartex" xmlns:cx4="http://schemas.microsoft.com/office/drawing/2016/5/10/chartex" xmlns:cx5="http://schemas.microsoft.com/office/drawing/2016/5/11/chartex" xmlns:cx6="http://schemas.microsoft.com/office/drawing/2016/5/12/chartex" xmlns:cx7="http://schemas.microsoft.com/office/drawing/2016/5/13/chartex" xmlns:cx8="http://schemas.microsoft.com/office/drawing/2016/5/14/chartex" xmlns:mc="http://schemas.openxmlformats.org/markup-compatibility/2006" xmlns:aink="http://schemas.microsoft.com/office/drawing/2016/ink" xmlns:am3d="http://schemas.microsoft.com/office/drawing/2017/model3d" xmlns:o="urn:schemas-microsoft-com:office:office" xmlns:oel="http://schemas.microsoft.com/office/2019/extlst" xmlns:r="http://schemas.openxmlformats.org/officeDocument/2006/relationships" xmlns:m="http://schemas.openxmlformats.org/officeDocument/2006/math" xmlns:v="urn:schemas-microsoft-com:vml" xmlns:wp14="http://schemas.microsoft.com/office/word/2010/wordprocessingDrawing" xmlns:wp="http://schemas.openxmlformats.org/drawingml/2006/wordprocessingDrawing" xmlns:w10="urn:schemas-microsoft-com:office:word" xmlns:w="http://schemas.openxmlformats.org/wordprocessingml/2006/main" xmlns:w14="http://schemas.microsoft.com/office/word/2010/wordml" xmlns:w15="http://schemas.microsoft.com/office/word/2012/wordml" xmlns:w16cei="http://schemas.microsoft.com/office/word/2026/wordml/cei" xmlns:w16cex="http://schemas.microsoft.com/office/word/2018/wordml/cex" xmlns:w16cid="http://schemas.microsoft.com/office/word/2016/wordml/cid" xmlns:w16="http://schemas.microsoft.com/office/word/2018/wordml" xmlns:w16du="http://schemas.microsoft.com/office/word/2023/wordml/word16du" xmlns:w16sdtdh="http://schemas.microsoft.com/office/word/2020/wordml/sdtdatahash" xmlns:w16sdtfl="http://schemas.microsoft.com/office/word/2024/wordml/sdtformatlock" xmlns:w16se="http://schemas.microsoft.com/office/word/2015/wordml/symex" xmlns:wpg="http://schemas.microsoft.com/office/word/2010/wordprocessingGroup" xmlns:wpi="http://schemas.microsoft.com/office/word/2010/wordprocessingInk" xmlns:wne="http://schemas.microsoft.com/office/word/2006/wordml" xmlns:wps="http://schemas.microsoft.com/office/word/2010/wordprocessingShape" mc:Ignorable="w14 w15 w16se w16cid w16 w16cex w16sdtdh w16sdtfl w16du wp14">
   <w:endnote w:type="separator" w:id="-1">
     <w:p>
       <w:pPr>
@@ -1606,7 +1406,7 @@
 </file>
 
 <file path=word/footer1.xml><?xml version="1.0" encoding="utf-8"?>
-<w:ftr xmlns:wpc="http://schemas.microsoft.com/office/word/2010/wordprocessingCanvas" xmlns:cx="http://schemas.microsoft.com/office/drawing/2014/chartex" xmlns:cx1="http://schemas.microsoft.com/office/drawing/2015/9/8/chartex" xmlns:cx2="http://schemas.microsoft.com/office/drawing/2015/10/21/chartex" xmlns:cx3="http://schemas.microsoft.com/office/drawing/2016/5/9/chartex" xmlns:cx4="http://schemas.microsoft.com/office/drawing/2016/5/10/chartex" xmlns:cx5="http://schemas.microsoft.com/office/drawing/2016/5/11/chartex" xmlns:cx6="http://schemas.microsoft.com/office/drawing/2016/5/12/chartex" xmlns:cx7="http://schemas.microsoft.com/office/drawing/2016/5/13/chartex" xmlns:cx8="http://schemas.microsoft.com/office/drawing/2016/5/14/chartex" xmlns:mc="http://schemas.openxmlformats.org/markup-compatibility/2006" xmlns:aink="http://schemas.microsoft.com/office/drawing/2016/ink" xmlns:am3d="http://schemas.microsoft.com/office/drawing/2017/model3d" xmlns:o="urn:schemas-microsoft-com:office:office" xmlns:oel="http://schemas.microsoft.com/office/2019/extlst" xmlns:r="http://schemas.openxmlformats.org/officeDocument/2006/relationships" xmlns:m="http://schemas.openxmlformats.org/officeDocument/2006/math" xmlns:v="urn:schemas-microsoft-com:vml" xmlns:wp14="http://schemas.microsoft.com/office/word/2010/wordprocessingDrawing" xmlns:wp="http://schemas.openxmlformats.org/drawingml/2006/wordprocessingDrawing" xmlns:w10="urn:schemas-microsoft-com:office:word" xmlns:w="http://schemas.openxmlformats.org/wordprocessingml/2006/main" xmlns:w14="http://schemas.microsoft.com/office/word/2010/wordml" xmlns:w15="http://schemas.microsoft.com/office/word/2012/wordml" xmlns:w16cex="http://schemas.microsoft.com/office/word/2018/wordml/cex" xmlns:w16cid="http://schemas.microsoft.com/office/word/2016/wordml/cid" xmlns:w16="http://schemas.microsoft.com/office/word/2018/wordml" xmlns:w16du="http://schemas.microsoft.com/office/word/2023/wordml/word16du" xmlns:w16sdtdh="http://schemas.microsoft.com/office/word/2020/wordml/sdtdatahash" xmlns:w16sdtfl="http://schemas.microsoft.com/office/word/2024/wordml/sdtformatlock" xmlns:w16se="http://schemas.microsoft.com/office/word/2015/wordml/symex" xmlns:wpg="http://schemas.microsoft.com/office/word/2010/wordprocessingGroup" xmlns:wpi="http://schemas.microsoft.com/office/word/2010/wordprocessingInk" xmlns:wne="http://schemas.microsoft.com/office/word/2006/wordml" xmlns:wps="http://schemas.microsoft.com/office/word/2010/wordprocessingShape" mc:Ignorable="w14 w15 w16se w16cid w16 w16cex w16sdtdh w16sdtfl w16du wp14">
+<w:ftr xmlns:wpc="http://schemas.microsoft.com/office/word/2010/wordprocessingCanvas" xmlns:cx="http://schemas.microsoft.com/office/drawing/2014/chartex" xmlns:cx1="http://schemas.microsoft.com/office/drawing/2015/9/8/chartex" xmlns:cx2="http://schemas.microsoft.com/office/drawing/2015/10/21/chartex" xmlns:cx3="http://schemas.microsoft.com/office/drawing/2016/5/9/chartex" xmlns:cx4="http://schemas.microsoft.com/office/drawing/2016/5/10/chartex" xmlns:cx5="http://schemas.microsoft.com/office/drawing/2016/5/11/chartex" xmlns:cx6="http://schemas.microsoft.com/office/drawing/2016/5/12/chartex" xmlns:cx7="http://schemas.microsoft.com/office/drawing/2016/5/13/chartex" xmlns:cx8="http://schemas.microsoft.com/office/drawing/2016/5/14/chartex" xmlns:mc="http://schemas.openxmlformats.org/markup-compatibility/2006" xmlns:aink="http://schemas.microsoft.com/office/drawing/2016/ink" xmlns:am3d="http://schemas.microsoft.com/office/drawing/2017/model3d" xmlns:o="urn:schemas-microsoft-com:office:office" xmlns:oel="http://schemas.microsoft.com/office/2019/extlst" xmlns:r="http://schemas.openxmlformats.org/officeDocument/2006/relationships" xmlns:m="http://schemas.openxmlformats.org/officeDocument/2006/math" xmlns:v="urn:schemas-microsoft-com:vml" xmlns:wp14="http://schemas.microsoft.com/office/word/2010/wordprocessingDrawing" xmlns:wp="http://schemas.openxmlformats.org/drawingml/2006/wordprocessingDrawing" xmlns:w10="urn:schemas-microsoft-com:office:word" xmlns:w="http://schemas.openxmlformats.org/wordprocessingml/2006/main" xmlns:w14="http://schemas.microsoft.com/office/word/2010/wordml" xmlns:w15="http://schemas.microsoft.com/office/word/2012/wordml" xmlns:w16cei="http://schemas.microsoft.com/office/word/2026/wordml/cei" xmlns:w16cex="http://schemas.microsoft.com/office/word/2018/wordml/cex" xmlns:w16cid="http://schemas.microsoft.com/office/word/2016/wordml/cid" xmlns:w16="http://schemas.microsoft.com/office/word/2018/wordml" xmlns:w16du="http://schemas.microsoft.com/office/word/2023/wordml/word16du" xmlns:w16sdtdh="http://schemas.microsoft.com/office/word/2020/wordml/sdtdatahash" xmlns:w16sdtfl="http://schemas.microsoft.com/office/word/2024/wordml/sdtformatlock" xmlns:w16se="http://schemas.microsoft.com/office/word/2015/wordml/symex" xmlns:wpg="http://schemas.microsoft.com/office/word/2010/wordprocessingGroup" xmlns:wpi="http://schemas.microsoft.com/office/word/2010/wordprocessingInk" xmlns:wne="http://schemas.microsoft.com/office/word/2006/wordml" xmlns:wps="http://schemas.microsoft.com/office/word/2010/wordprocessingShape" mc:Ignorable="w14 w15 w16se w16cid w16 w16cex w16sdtdh w16sdtfl w16du wp14">
   <w:p>
     <w:pPr>
       <w:pStyle w:val="Footer"/>
@@ -1616,7 +1416,7 @@
 </file>
 
 <file path=word/footer2.xml><?xml version="1.0" encoding="utf-8"?>
-<w:ftr xmlns:wpc="http://schemas.microsoft.com/office/word/2010/wordprocessingCanvas" xmlns:cx="http://schemas.microsoft.com/office/drawing/2014/chartex" xmlns:cx1="http://schemas.microsoft.com/office/drawing/2015/9/8/chartex" xmlns:cx2="http://schemas.microsoft.com/office/drawing/2015/10/21/chartex" xmlns:cx3="http://schemas.microsoft.com/office/drawing/2016/5/9/chartex" xmlns:cx4="http://schemas.microsoft.com/office/drawing/2016/5/10/chartex" xmlns:cx5="http://schemas.microsoft.com/office/drawing/2016/5/11/chartex" xmlns:cx6="http://schemas.microsoft.com/office/drawing/2016/5/12/chartex" xmlns:cx7="http://schemas.microsoft.com/office/drawing/2016/5/13/chartex" xmlns:cx8="http://schemas.microsoft.com/office/drawing/2016/5/14/chartex" xmlns:mc="http://schemas.openxmlformats.org/markup-compatibility/2006" xmlns:aink="http://schemas.microsoft.com/office/drawing/2016/ink" xmlns:am3d="http://schemas.microsoft.com/office/drawing/2017/model3d" xmlns:o="urn:schemas-microsoft-com:office:office" xmlns:oel="http://schemas.microsoft.com/office/2019/extlst" xmlns:r="http://schemas.openxmlformats.org/officeDocument/2006/relationships" xmlns:m="http://schemas.openxmlformats.org/officeDocument/2006/math" xmlns:v="urn:schemas-microsoft-com:vml" xmlns:wp14="http://schemas.microsoft.com/office/word/2010/wordprocessingDrawing" xmlns:wp="http://schemas.openxmlformats.org/drawingml/2006/wordprocessingDrawing" xmlns:w10="urn:schemas-microsoft-com:office:word" xmlns:w="http://schemas.openxmlformats.org/wordprocessingml/2006/main" xmlns:w14="http://schemas.microsoft.com/office/word/2010/wordml" xmlns:w15="http://schemas.microsoft.com/office/word/2012/wordml" xmlns:w16cex="http://schemas.microsoft.com/office/word/2018/wordml/cex" xmlns:w16cid="http://schemas.microsoft.com/office/word/2016/wordml/cid" xmlns:w16="http://schemas.microsoft.com/office/word/2018/wordml" xmlns:w16du="http://schemas.microsoft.com/office/word/2023/wordml/word16du" xmlns:w16sdtdh="http://schemas.microsoft.com/office/word/2020/wordml/sdtdatahash" xmlns:w16sdtfl="http://schemas.microsoft.com/office/word/2024/wordml/sdtformatlock" xmlns:w16se="http://schemas.microsoft.com/office/word/2015/wordml/symex" xmlns:wpg="http://schemas.microsoft.com/office/word/2010/wordprocessingGroup" xmlns:wpi="http://schemas.microsoft.com/office/word/2010/wordprocessingInk" xmlns:wne="http://schemas.microsoft.com/office/word/2006/wordml" xmlns:wps="http://schemas.microsoft.com/office/word/2010/wordprocessingShape" mc:Ignorable="w14 w15 w16se w16cid w16 w16cex w16sdtdh w16sdtfl w16du wp14">
+<w:ftr xmlns:wpc="http://schemas.microsoft.com/office/word/2010/wordprocessingCanvas" xmlns:cx="http://schemas.microsoft.com/office/drawing/2014/chartex" xmlns:cx1="http://schemas.microsoft.com/office/drawing/2015/9/8/chartex" xmlns:cx2="http://schemas.microsoft.com/office/drawing/2015/10/21/chartex" xmlns:cx3="http://schemas.microsoft.com/office/drawing/2016/5/9/chartex" xmlns:cx4="http://schemas.microsoft.com/office/drawing/2016/5/10/chartex" xmlns:cx5="http://schemas.microsoft.com/office/drawing/2016/5/11/chartex" xmlns:cx6="http://schemas.microsoft.com/office/drawing/2016/5/12/chartex" xmlns:cx7="http://schemas.microsoft.com/office/drawing/2016/5/13/chartex" xmlns:cx8="http://schemas.microsoft.com/office/drawing/2016/5/14/chartex" xmlns:mc="http://schemas.openxmlformats.org/markup-compatibility/2006" xmlns:aink="http://schemas.microsoft.com/office/drawing/2016/ink" xmlns:am3d="http://schemas.microsoft.com/office/drawing/2017/model3d" xmlns:o="urn:schemas-microsoft-com:office:office" xmlns:oel="http://schemas.microsoft.com/office/2019/extlst" xmlns:r="http://schemas.openxmlformats.org/officeDocument/2006/relationships" xmlns:m="http://schemas.openxmlformats.org/officeDocument/2006/math" xmlns:v="urn:schemas-microsoft-com:vml" xmlns:wp14="http://schemas.microsoft.com/office/word/2010/wordprocessingDrawing" xmlns:wp="http://schemas.openxmlformats.org/drawingml/2006/wordprocessingDrawing" xmlns:w10="urn:schemas-microsoft-com:office:word" xmlns:w="http://schemas.openxmlformats.org/wordprocessingml/2006/main" xmlns:w14="http://schemas.microsoft.com/office/word/2010/wordml" xmlns:w15="http://schemas.microsoft.com/office/word/2012/wordml" xmlns:w16cei="http://schemas.microsoft.com/office/word/2026/wordml/cei" xmlns:w16cex="http://schemas.microsoft.com/office/word/2018/wordml/cex" xmlns:w16cid="http://schemas.microsoft.com/office/word/2016/wordml/cid" xmlns:w16="http://schemas.microsoft.com/office/word/2018/wordml" xmlns:w16du="http://schemas.microsoft.com/office/word/2023/wordml/word16du" xmlns:w16sdtdh="http://schemas.microsoft.com/office/word/2020/wordml/sdtdatahash" xmlns:w16sdtfl="http://schemas.microsoft.com/office/word/2024/wordml/sdtformatlock" xmlns:w16se="http://schemas.microsoft.com/office/word/2015/wordml/symex" xmlns:wpg="http://schemas.microsoft.com/office/word/2010/wordprocessingGroup" xmlns:wpi="http://schemas.microsoft.com/office/word/2010/wordprocessingInk" xmlns:wne="http://schemas.microsoft.com/office/word/2006/wordml" xmlns:wps="http://schemas.microsoft.com/office/word/2010/wordprocessingShape" mc:Ignorable="w14 w15 w16se w16cid w16 w16cex w16sdtdh w16sdtfl w16du wp14">
   <w:p>
     <w:pPr>
       <w:pStyle w:val="Footer"/>
@@ -1650,7 +1450,7 @@
 </file>
 
 <file path=word/footer3.xml><?xml version="1.0" encoding="utf-8"?>
-<w:ftr xmlns:wpc="http://schemas.microsoft.com/office/word/2010/wordprocessingCanvas" xmlns:cx="http://schemas.microsoft.com/office/drawing/2014/chartex" xmlns:cx1="http://schemas.microsoft.com/office/drawing/2015/9/8/chartex" xmlns:cx2="http://schemas.microsoft.com/office/drawing/2015/10/21/chartex" xmlns:cx3="http://schemas.microsoft.com/office/drawing/2016/5/9/chartex" xmlns:cx4="http://schemas.microsoft.com/office/drawing/2016/5/10/chartex" xmlns:cx5="http://schemas.microsoft.com/office/drawing/2016/5/11/chartex" xmlns:cx6="http://schemas.microsoft.com/office/drawing/2016/5/12/chartex" xmlns:cx7="http://schemas.microsoft.com/office/drawing/2016/5/13/chartex" xmlns:cx8="http://schemas.microsoft.com/office/drawing/2016/5/14/chartex" xmlns:mc="http://schemas.openxmlformats.org/markup-compatibility/2006" xmlns:aink="http://schemas.microsoft.com/office/drawing/2016/ink" xmlns:am3d="http://schemas.microsoft.com/office/drawing/2017/model3d" xmlns:o="urn:schemas-microsoft-com:office:office" xmlns:oel="http://schemas.microsoft.com/office/2019/extlst" xmlns:r="http://schemas.openxmlformats.org/officeDocument/2006/relationships" xmlns:m="http://schemas.openxmlformats.org/officeDocument/2006/math" xmlns:v="urn:schemas-microsoft-com:vml" xmlns:wp14="http://schemas.microsoft.com/office/word/2010/wordprocessingDrawing" xmlns:wp="http://schemas.openxmlformats.org/drawingml/2006/wordprocessingDrawing" xmlns:w10="urn:schemas-microsoft-com:office:word" xmlns:w="http://schemas.openxmlformats.org/wordprocessingml/2006/main" xmlns:w14="http://schemas.microsoft.com/office/word/2010/wordml" xmlns:w15="http://schemas.microsoft.com/office/word/2012/wordml" xmlns:w16cex="http://schemas.microsoft.com/office/word/2018/wordml/cex" xmlns:w16cid="http://schemas.microsoft.com/office/word/2016/wordml/cid" xmlns:w16="http://schemas.microsoft.com/office/word/2018/wordml" xmlns:w16du="http://schemas.microsoft.com/office/word/2023/wordml/word16du" xmlns:w16sdtdh="http://schemas.microsoft.com/office/word/2020/wordml/sdtdatahash" xmlns:w16sdtfl="http://schemas.microsoft.com/office/word/2024/wordml/sdtformatlock" xmlns:w16se="http://schemas.microsoft.com/office/word/2015/wordml/symex" xmlns:wpg="http://schemas.microsoft.com/office/word/2010/wordprocessingGroup" xmlns:wpi="http://schemas.microsoft.com/office/word/2010/wordprocessingInk" xmlns:wne="http://schemas.microsoft.com/office/word/2006/wordml" xmlns:wps="http://schemas.microsoft.com/office/word/2010/wordprocessingShape" mc:Ignorable="w14 w15 w16se w16cid w16 w16cex w16sdtdh w16sdtfl w16du wp14">
+<w:ftr xmlns:wpc="http://schemas.microsoft.com/office/word/2010/wordprocessingCanvas" xmlns:cx="http://schemas.microsoft.com/office/drawing/2014/chartex" xmlns:cx1="http://schemas.microsoft.com/office/drawing/2015/9/8/chartex" xmlns:cx2="http://schemas.microsoft.com/office/drawing/2015/10/21/chartex" xmlns:cx3="http://schemas.microsoft.com/office/drawing/2016/5/9/chartex" xmlns:cx4="http://schemas.microsoft.com/office/drawing/2016/5/10/chartex" xmlns:cx5="http://schemas.microsoft.com/office/drawing/2016/5/11/chartex" xmlns:cx6="http://schemas.microsoft.com/office/drawing/2016/5/12/chartex" xmlns:cx7="http://schemas.microsoft.com/office/drawing/2016/5/13/chartex" xmlns:cx8="http://schemas.microsoft.com/office/drawing/2016/5/14/chartex" xmlns:mc="http://schemas.openxmlformats.org/markup-compatibility/2006" xmlns:aink="http://schemas.microsoft.com/office/drawing/2016/ink" xmlns:am3d="http://schemas.microsoft.com/office/drawing/2017/model3d" xmlns:o="urn:schemas-microsoft-com:office:office" xmlns:oel="http://schemas.microsoft.com/office/2019/extlst" xmlns:r="http://schemas.openxmlformats.org/officeDocument/2006/relationships" xmlns:m="http://schemas.openxmlformats.org/officeDocument/2006/math" xmlns:v="urn:schemas-microsoft-com:vml" xmlns:wp14="http://schemas.microsoft.com/office/word/2010/wordprocessingDrawing" xmlns:wp="http://schemas.openxmlformats.org/drawingml/2006/wordprocessingDrawing" xmlns:w10="urn:schemas-microsoft-com:office:word" xmlns:w="http://schemas.openxmlformats.org/wordprocessingml/2006/main" xmlns:w14="http://schemas.microsoft.com/office/word/2010/wordml" xmlns:w15="http://schemas.microsoft.com/office/word/2012/wordml" xmlns:w16cei="http://schemas.microsoft.com/office/word/2026/wordml/cei" xmlns:w16cex="http://schemas.microsoft.com/office/word/2018/wordml/cex" xmlns:w16cid="http://schemas.microsoft.com/office/word/2016/wordml/cid" xmlns:w16="http://schemas.microsoft.com/office/word/2018/wordml" xmlns:w16du="http://schemas.microsoft.com/office/word/2023/wordml/word16du" xmlns:w16sdtdh="http://schemas.microsoft.com/office/word/2020/wordml/sdtdatahash" xmlns:w16sdtfl="http://schemas.microsoft.com/office/word/2024/wordml/sdtformatlock" xmlns:w16se="http://schemas.microsoft.com/office/word/2015/wordml/symex" xmlns:wpg="http://schemas.microsoft.com/office/word/2010/wordprocessingGroup" xmlns:wpi="http://schemas.microsoft.com/office/word/2010/wordprocessingInk" xmlns:wne="http://schemas.microsoft.com/office/word/2006/wordml" xmlns:wps="http://schemas.microsoft.com/office/word/2010/wordprocessingShape" mc:Ignorable="w14 w15 w16se w16cid w16 w16cex w16sdtdh w16sdtfl w16du wp14">
   <w:p>
     <w:pPr>
       <w:pStyle w:val="Footer"/>
@@ -1660,7 +1460,7 @@
 </file>
 
 <file path=word/footnotes.xml><?xml version="1.0" encoding="utf-8"?>
-<w:footnotes xmlns:wpc="http://schemas.microsoft.com/office/word/2010/wordprocessingCanvas" xmlns:cx="http://schemas.microsoft.com/office/drawing/2014/chartex" xmlns:cx1="http://schemas.microsoft.com/office/drawing/2015/9/8/chartex" xmlns:cx2="http://schemas.microsoft.com/office/drawing/2015/10/21/chartex" xmlns:cx3="http://schemas.microsoft.com/office/drawing/2016/5/9/chartex" xmlns:cx4="http://schemas.microsoft.com/office/drawing/2016/5/10/chartex" xmlns:cx5="http://schemas.microsoft.com/office/drawing/2016/5/11/chartex" xmlns:cx6="http://schemas.microsoft.com/office/drawing/2016/5/12/chartex" xmlns:cx7="http://schemas.microsoft.com/office/drawing/2016/5/13/chartex" xmlns:cx8="http://schemas.microsoft.com/office/drawing/2016/5/14/chartex" xmlns:mc="http://schemas.openxmlformats.org/markup-compatibility/2006" xmlns:aink="http://schemas.microsoft.com/office/drawing/2016/ink" xmlns:am3d="http://schemas.microsoft.com/office/drawing/2017/model3d" xmlns:o="urn:schemas-microsoft-com:office:office" xmlns:oel="http://schemas.microsoft.com/office/2019/extlst" xmlns:r="http://schemas.openxmlformats.org/officeDocument/2006/relationships" xmlns:m="http://schemas.openxmlformats.org/officeDocument/2006/math" xmlns:v="urn:schemas-microsoft-com:vml" xmlns:wp14="http://schemas.microsoft.com/office/word/2010/wordprocessingDrawing" xmlns:wp="http://schemas.openxmlformats.org/drawingml/2006/wordprocessingDrawing" xmlns:w10="urn:schemas-microsoft-com:office:word" xmlns:w="http://schemas.openxmlformats.org/wordprocessingml/2006/main" xmlns:w14="http://schemas.microsoft.com/office/word/2010/wordml" xmlns:w15="http://schemas.microsoft.com/office/word/2012/wordml" xmlns:w16cex="http://schemas.microsoft.com/office/word/2018/wordml/cex" xmlns:w16cid="http://schemas.microsoft.com/office/word/2016/wordml/cid" xmlns:w16="http://schemas.microsoft.com/office/word/2018/wordml" xmlns:w16du="http://schemas.microsoft.com/office/word/2023/wordml/word16du" xmlns:w16sdtdh="http://schemas.microsoft.com/office/word/2020/wordml/sdtdatahash" xmlns:w16sdtfl="http://schemas.microsoft.com/office/word/2024/wordml/sdtformatlock" xmlns:w16se="http://schemas.microsoft.com/office/word/2015/wordml/symex" xmlns:wpg="http://schemas.microsoft.com/office/word/2010/wordprocessingGroup" xmlns:wpi="http://schemas.microsoft.com/office/word/2010/wordprocessingInk" xmlns:wne="http://schemas.microsoft.com/office/word/2006/wordml" xmlns:wps="http://schemas.microsoft.com/office/word/2010/wordprocessingShape" mc:Ignorable="w14 w15 w16se w16cid w16 w16cex w16sdtdh w16sdtfl w16du wp14">
+<w:footnotes xmlns:wpc="http://schemas.microsoft.com/office/word/2010/wordprocessingCanvas" xmlns:cx="http://schemas.microsoft.com/office/drawing/2014/chartex" xmlns:cx1="http://schemas.microsoft.com/office/drawing/2015/9/8/chartex" xmlns:cx2="http://schemas.microsoft.com/office/drawing/2015/10/21/chartex" xmlns:cx3="http://schemas.microsoft.com/office/drawing/2016/5/9/chartex" xmlns:cx4="http://schemas.microsoft.com/office/drawing/2016/5/10/chartex" xmlns:cx5="http://schemas.microsoft.com/office/drawing/2016/5/11/chartex" xmlns:cx6="http://schemas.microsoft.com/office/drawing/2016/5/12/chartex" xmlns:cx7="http://schemas.microsoft.com/office/drawing/2016/5/13/chartex" xmlns:cx8="http://schemas.microsoft.com/office/drawing/2016/5/14/chartex" xmlns:mc="http://schemas.openxmlformats.org/markup-compatibility/2006" xmlns:aink="http://schemas.microsoft.com/office/drawing/2016/ink" xmlns:am3d="http://schemas.microsoft.com/office/drawing/2017/model3d" xmlns:o="urn:schemas-microsoft-com:office:office" xmlns:oel="http://schemas.microsoft.com/office/2019/extlst" xmlns:r="http://schemas.openxmlformats.org/officeDocument/2006/relationships" xmlns:m="http://schemas.openxmlformats.org/officeDocument/2006/math" xmlns:v="urn:schemas-microsoft-com:vml" xmlns:wp14="http://schemas.microsoft.com/office/word/2010/wordprocessingDrawing" xmlns:wp="http://schemas.openxmlformats.org/drawingml/2006/wordprocessingDrawing" xmlns:w10="urn:schemas-microsoft-com:office:word" xmlns:w="http://schemas.openxmlformats.org/wordprocessingml/2006/main" xmlns:w14="http://schemas.microsoft.com/office/word/2010/wordml" xmlns:w15="http://schemas.microsoft.com/office/word/2012/wordml" xmlns:w16cei="http://schemas.microsoft.com/office/word/2026/wordml/cei" xmlns:w16cex="http://schemas.microsoft.com/office/word/2018/wordml/cex" xmlns:w16cid="http://schemas.microsoft.com/office/word/2016/wordml/cid" xmlns:w16="http://schemas.microsoft.com/office/word/2018/wordml" xmlns:w16du="http://schemas.microsoft.com/office/word/2023/wordml/word16du" xmlns:w16sdtdh="http://schemas.microsoft.com/office/word/2020/wordml/sdtdatahash" xmlns:w16sdtfl="http://schemas.microsoft.com/office/word/2024/wordml/sdtformatlock" xmlns:w16se="http://schemas.microsoft.com/office/word/2015/wordml/symex" xmlns:wpg="http://schemas.microsoft.com/office/word/2010/wordprocessingGroup" xmlns:wpi="http://schemas.microsoft.com/office/word/2010/wordprocessingInk" xmlns:wne="http://schemas.microsoft.com/office/word/2006/wordml" xmlns:wps="http://schemas.microsoft.com/office/word/2010/wordprocessingShape" mc:Ignorable="w14 w15 w16se w16cid w16 w16cex w16sdtdh w16sdtfl w16du wp14">
   <w:footnote w:type="separator" w:id="-1">
     <w:p>
       <w:pPr>
@@ -1685,7 +1485,7 @@
 </file>
 
 <file path=word/header1.xml><?xml version="1.0" encoding="utf-8"?>
-<w:hdr xmlns:wpc="http://schemas.microsoft.com/office/word/2010/wordprocessingCanvas" xmlns:cx="http://schemas.microsoft.com/office/drawing/2014/chartex" xmlns:cx1="http://schemas.microsoft.com/office/drawing/2015/9/8/chartex" xmlns:cx2="http://schemas.microsoft.com/office/drawing/2015/10/21/chartex" xmlns:cx3="http://schemas.microsoft.com/office/drawing/2016/5/9/chartex" xmlns:cx4="http://schemas.microsoft.com/office/drawing/2016/5/10/chartex" xmlns:cx5="http://schemas.microsoft.com/office/drawing/2016/5/11/chartex" xmlns:cx6="http://schemas.microsoft.com/office/drawing/2016/5/12/chartex" xmlns:cx7="http://schemas.microsoft.com/office/drawing/2016/5/13/chartex" xmlns:cx8="http://schemas.microsoft.com/office/drawing/2016/5/14/chartex" xmlns:mc="http://schemas.openxmlformats.org/markup-compatibility/2006" xmlns:aink="http://schemas.microsoft.com/office/drawing/2016/ink" xmlns:am3d="http://schemas.microsoft.com/office/drawing/2017/model3d" xmlns:o="urn:schemas-microsoft-com:office:office" xmlns:oel="http://schemas.microsoft.com/office/2019/extlst" xmlns:r="http://schemas.openxmlformats.org/officeDocument/2006/relationships" xmlns:m="http://schemas.openxmlformats.org/officeDocument/2006/math" xmlns:v="urn:schemas-microsoft-com:vml" xmlns:wp14="http://schemas.microsoft.com/office/word/2010/wordprocessingDrawing" xmlns:wp="http://schemas.openxmlformats.org/drawingml/2006/wordprocessingDrawing" xmlns:w10="urn:schemas-microsoft-com:office:word" xmlns:w="http://schemas.openxmlformats.org/wordprocessingml/2006/main" xmlns:w14="http://schemas.microsoft.com/office/word/2010/wordml" xmlns:w15="http://schemas.microsoft.com/office/word/2012/wordml" xmlns:w16cex="http://schemas.microsoft.com/office/word/2018/wordml/cex" xmlns:w16cid="http://schemas.microsoft.com/office/word/2016/wordml/cid" xmlns:w16="http://schemas.microsoft.com/office/word/2018/wordml" xmlns:w16du="http://schemas.microsoft.com/office/word/2023/wordml/word16du" xmlns:w16sdtdh="http://schemas.microsoft.com/office/word/2020/wordml/sdtdatahash" xmlns:w16sdtfl="http://schemas.microsoft.com/office/word/2024/wordml/sdtformatlock" xmlns:w16se="http://schemas.microsoft.com/office/word/2015/wordml/symex" xmlns:wpg="http://schemas.microsoft.com/office/word/2010/wordprocessingGroup" xmlns:wpi="http://schemas.microsoft.com/office/word/2010/wordprocessingInk" xmlns:wne="http://schemas.microsoft.com/office/word/2006/wordml" xmlns:wps="http://schemas.microsoft.com/office/word/2010/wordprocessingShape" mc:Ignorable="w14 w15 w16se w16cid w16 w16cex w16sdtdh w16sdtfl w16du wp14">
+<w:hdr xmlns:wpc="http://schemas.microsoft.com/office/word/2010/wordprocessingCanvas" xmlns:cx="http://schemas.microsoft.com/office/drawing/2014/chartex" xmlns:cx1="http://schemas.microsoft.com/office/drawing/2015/9/8/chartex" xmlns:cx2="http://schemas.microsoft.com/office/drawing/2015/10/21/chartex" xmlns:cx3="http://schemas.microsoft.com/office/drawing/2016/5/9/chartex" xmlns:cx4="http://schemas.microsoft.com/office/drawing/2016/5/10/chartex" xmlns:cx5="http://schemas.microsoft.com/office/drawing/2016/5/11/chartex" xmlns:cx6="http://schemas.microsoft.com/office/drawing/2016/5/12/chartex" xmlns:cx7="http://schemas.microsoft.com/office/drawing/2016/5/13/chartex" xmlns:cx8="http://schemas.microsoft.com/office/drawing/2016/5/14/chartex" xmlns:mc="http://schemas.openxmlformats.org/markup-compatibility/2006" xmlns:aink="http://schemas.microsoft.com/office/drawing/2016/ink" xmlns:am3d="http://schemas.microsoft.com/office/drawing/2017/model3d" xmlns:o="urn:schemas-microsoft-com:office:office" xmlns:oel="http://schemas.microsoft.com/office/2019/extlst" xmlns:r="http://schemas.openxmlformats.org/officeDocument/2006/relationships" xmlns:m="http://schemas.openxmlformats.org/officeDocument/2006/math" xmlns:v="urn:schemas-microsoft-com:vml" xmlns:wp14="http://schemas.microsoft.com/office/word/2010/wordprocessingDrawing" xmlns:wp="http://schemas.openxmlformats.org/drawingml/2006/wordprocessingDrawing" xmlns:w10="urn:schemas-microsoft-com:office:word" xmlns:w="http://schemas.openxmlformats.org/wordprocessingml/2006/main" xmlns:w14="http://schemas.microsoft.com/office/word/2010/wordml" xmlns:w15="http://schemas.microsoft.com/office/word/2012/wordml" xmlns:w16cei="http://schemas.microsoft.com/office/word/2026/wordml/cei" xmlns:w16cex="http://schemas.microsoft.com/office/word/2018/wordml/cex" xmlns:w16cid="http://schemas.microsoft.com/office/word/2016/wordml/cid" xmlns:w16="http://schemas.microsoft.com/office/word/2018/wordml" xmlns:w16du="http://schemas.microsoft.com/office/word/2023/wordml/word16du" xmlns:w16sdtdh="http://schemas.microsoft.com/office/word/2020/wordml/sdtdatahash" xmlns:w16sdtfl="http://schemas.microsoft.com/office/word/2024/wordml/sdtformatlock" xmlns:w16se="http://schemas.microsoft.com/office/word/2015/wordml/symex" xmlns:wpg="http://schemas.microsoft.com/office/word/2010/wordprocessingGroup" xmlns:wpi="http://schemas.microsoft.com/office/word/2010/wordprocessingInk" xmlns:wne="http://schemas.microsoft.com/office/word/2006/wordml" xmlns:wps="http://schemas.microsoft.com/office/word/2010/wordprocessingShape" mc:Ignorable="w14 w15 w16se w16cid w16 w16cex w16sdtdh w16sdtfl w16du wp14">
   <w:p>
     <w:pPr>
       <w:pStyle w:val="Header"/>
@@ -1695,7 +1495,7 @@
 </file>
 
 <file path=word/header2.xml><?xml version="1.0" encoding="utf-8"?>
-<w:hdr xmlns:wpc="http://schemas.microsoft.com/office/word/2010/wordprocessingCanvas" xmlns:cx="http://schemas.microsoft.com/office/drawing/2014/chartex" xmlns:cx1="http://schemas.microsoft.com/office/drawing/2015/9/8/chartex" xmlns:cx2="http://schemas.microsoft.com/office/drawing/2015/10/21/chartex" xmlns:cx3="http://schemas.microsoft.com/office/drawing/2016/5/9/chartex" xmlns:cx4="http://schemas.microsoft.com/office/drawing/2016/5/10/chartex" xmlns:cx5="http://schemas.microsoft.com/office/drawing/2016/5/11/chartex" xmlns:cx6="http://schemas.microsoft.com/office/drawing/2016/5/12/chartex" xmlns:cx7="http://schemas.microsoft.com/office/drawing/2016/5/13/chartex" xmlns:cx8="http://schemas.microsoft.com/office/drawing/2016/5/14/chartex" xmlns:mc="http://schemas.openxmlformats.org/markup-compatibility/2006" xmlns:aink="http://schemas.microsoft.com/office/drawing/2016/ink" xmlns:am3d="http://schemas.microsoft.com/office/drawing/2017/model3d" xmlns:o="urn:schemas-microsoft-com:office:office" xmlns:oel="http://schemas.microsoft.com/office/2019/extlst" xmlns:r="http://schemas.openxmlformats.org/officeDocument/2006/relationships" xmlns:m="http://schemas.openxmlformats.org/officeDocument/2006/math" xmlns:v="urn:schemas-microsoft-com:vml" xmlns:wp14="http://schemas.microsoft.com/office/word/2010/wordprocessingDrawing" xmlns:wp="http://schemas.openxmlformats.org/drawingml/2006/wordprocessingDrawing" xmlns:w10="urn:schemas-microsoft-com:office:word" xmlns:w="http://schemas.openxmlformats.org/wordprocessingml/2006/main" xmlns:w14="http://schemas.microsoft.com/office/word/2010/wordml" xmlns:w15="http://schemas.microsoft.com/office/word/2012/wordml" xmlns:w16cex="http://schemas.microsoft.com/office/word/2018/wordml/cex" xmlns:w16cid="http://schemas.microsoft.com/office/word/2016/wordml/cid" xmlns:w16="http://schemas.microsoft.com/office/word/2018/wordml" xmlns:w16du="http://schemas.microsoft.com/office/word/2023/wordml/word16du" xmlns:w16sdtdh="http://schemas.microsoft.com/office/word/2020/wordml/sdtdatahash" xmlns:w16sdtfl="http://schemas.microsoft.com/office/word/2024/wordml/sdtformatlock" xmlns:w16se="http://schemas.microsoft.com/office/word/2015/wordml/symex" xmlns:wpg="http://schemas.microsoft.com/office/word/2010/wordprocessingGroup" xmlns:wpi="http://schemas.microsoft.com/office/word/2010/wordprocessingInk" xmlns:wne="http://schemas.microsoft.com/office/word/2006/wordml" xmlns:wps="http://schemas.microsoft.com/office/word/2010/wordprocessingShape" mc:Ignorable="w14 w15 w16se w16cid w16 w16cex w16sdtdh w16sdtfl w16du wp14">
+<w:hdr xmlns:wpc="http://schemas.microsoft.com/office/word/2010/wordprocessingCanvas" xmlns:cx="http://schemas.microsoft.com/office/drawing/2014/chartex" xmlns:cx1="http://schemas.microsoft.com/office/drawing/2015/9/8/chartex" xmlns:cx2="http://schemas.microsoft.com/office/drawing/2015/10/21/chartex" xmlns:cx3="http://schemas.microsoft.com/office/drawing/2016/5/9/chartex" xmlns:cx4="http://schemas.microsoft.com/office/drawing/2016/5/10/chartex" xmlns:cx5="http://schemas.microsoft.com/office/drawing/2016/5/11/chartex" xmlns:cx6="http://schemas.microsoft.com/office/drawing/2016/5/12/chartex" xmlns:cx7="http://schemas.microsoft.com/office/drawing/2016/5/13/chartex" xmlns:cx8="http://schemas.microsoft.com/office/drawing/2016/5/14/chartex" xmlns:mc="http://schemas.openxmlformats.org/markup-compatibility/2006" xmlns:aink="http://schemas.microsoft.com/office/drawing/2016/ink" xmlns:am3d="http://schemas.microsoft.com/office/drawing/2017/model3d" xmlns:o="urn:schemas-microsoft-com:office:office" xmlns:oel="http://schemas.microsoft.com/office/2019/extlst" xmlns:r="http://schemas.openxmlformats.org/officeDocument/2006/relationships" xmlns:m="http://schemas.openxmlformats.org/officeDocument/2006/math" xmlns:v="urn:schemas-microsoft-com:vml" xmlns:wp14="http://schemas.microsoft.com/office/word/2010/wordprocessingDrawing" xmlns:wp="http://schemas.openxmlformats.org/drawingml/2006/wordprocessingDrawing" xmlns:w10="urn:schemas-microsoft-com:office:word" xmlns:w="http://schemas.openxmlformats.org/wordprocessingml/2006/main" xmlns:w14="http://schemas.microsoft.com/office/word/2010/wordml" xmlns:w15="http://schemas.microsoft.com/office/word/2012/wordml" xmlns:w16cei="http://schemas.microsoft.com/office/word/2026/wordml/cei" xmlns:w16cex="http://schemas.microsoft.com/office/word/2018/wordml/cex" xmlns:w16cid="http://schemas.microsoft.com/office/word/2016/wordml/cid" xmlns:w16="http://schemas.microsoft.com/office/word/2018/wordml" xmlns:w16du="http://schemas.microsoft.com/office/word/2023/wordml/word16du" xmlns:w16sdtdh="http://schemas.microsoft.com/office/word/2020/wordml/sdtdatahash" xmlns:w16sdtfl="http://schemas.microsoft.com/office/word/2024/wordml/sdtformatlock" xmlns:w16se="http://schemas.microsoft.com/office/word/2015/wordml/symex" xmlns:wpg="http://schemas.microsoft.com/office/word/2010/wordprocessingGroup" xmlns:wpi="http://schemas.microsoft.com/office/word/2010/wordprocessingInk" xmlns:wne="http://schemas.microsoft.com/office/word/2006/wordml" xmlns:wps="http://schemas.microsoft.com/office/word/2010/wordprocessingShape" mc:Ignorable="w14 w15 w16se w16cid w16 w16cex w16sdtdh w16sdtfl w16du wp14">
   <w:p>
     <w:pPr>
       <w:pStyle w:val="Header"/>
@@ -1705,7 +1505,7 @@
 </file>
 
 <file path=word/header3.xml><?xml version="1.0" encoding="utf-8"?>
-<w:hdr xmlns:wpc="http://schemas.microsoft.com/office/word/2010/wordprocessingCanvas" xmlns:cx="http://schemas.microsoft.com/office/drawing/2014/chartex" xmlns:cx1="http://schemas.microsoft.com/office/drawing/2015/9/8/chartex" xmlns:cx2="http://schemas.microsoft.com/office/drawing/2015/10/21/chartex" xmlns:cx3="http://schemas.microsoft.com/office/drawing/2016/5/9/chartex" xmlns:cx4="http://schemas.microsoft.com/office/drawing/2016/5/10/chartex" xmlns:cx5="http://schemas.microsoft.com/office/drawing/2016/5/11/chartex" xmlns:cx6="http://schemas.microsoft.com/office/drawing/2016/5/12/chartex" xmlns:cx7="http://schemas.microsoft.com/office/drawing/2016/5/13/chartex" xmlns:cx8="http://schemas.microsoft.com/office/drawing/2016/5/14/chartex" xmlns:mc="http://schemas.openxmlformats.org/markup-compatibility/2006" xmlns:aink="http://schemas.microsoft.com/office/drawing/2016/ink" xmlns:am3d="http://schemas.microsoft.com/office/drawing/2017/model3d" xmlns:o="urn:schemas-microsoft-com:office:office" xmlns:oel="http://schemas.microsoft.com/office/2019/extlst" xmlns:r="http://schemas.openxmlformats.org/officeDocument/2006/relationships" xmlns:m="http://schemas.openxmlformats.org/officeDocument/2006/math" xmlns:v="urn:schemas-microsoft-com:vml" xmlns:wp14="http://schemas.microsoft.com/office/word/2010/wordprocessingDrawing" xmlns:wp="http://schemas.openxmlformats.org/drawingml/2006/wordprocessingDrawing" xmlns:w10="urn:schemas-microsoft-com:office:word" xmlns:w="http://schemas.openxmlformats.org/wordprocessingml/2006/main" xmlns:w14="http://schemas.microsoft.com/office/word/2010/wordml" xmlns:w15="http://schemas.microsoft.com/office/word/2012/wordml" xmlns:w16cex="http://schemas.microsoft.com/office/word/2018/wordml/cex" xmlns:w16cid="http://schemas.microsoft.com/office/word/2016/wordml/cid" xmlns:w16="http://schemas.microsoft.com/office/word/2018/wordml" xmlns:w16du="http://schemas.microsoft.com/office/word/2023/wordml/word16du" xmlns:w16sdtdh="http://schemas.microsoft.com/office/word/2020/wordml/sdtdatahash" xmlns:w16sdtfl="http://schemas.microsoft.com/office/word/2024/wordml/sdtformatlock" xmlns:w16se="http://schemas.microsoft.com/office/word/2015/wordml/symex" xmlns:wpg="http://schemas.microsoft.com/office/word/2010/wordprocessingGroup" xmlns:wpi="http://schemas.microsoft.com/office/word/2010/wordprocessingInk" xmlns:wne="http://schemas.microsoft.com/office/word/2006/wordml" xmlns:wps="http://schemas.microsoft.com/office/word/2010/wordprocessingShape" mc:Ignorable="w14 w15 w16se w16cid w16 w16cex w16sdtdh w16sdtfl w16du wp14">
+<w:hdr xmlns:wpc="http://schemas.microsoft.com/office/word/2010/wordprocessingCanvas" xmlns:cx="http://schemas.microsoft.com/office/drawing/2014/chartex" xmlns:cx1="http://schemas.microsoft.com/office/drawing/2015/9/8/chartex" xmlns:cx2="http://schemas.microsoft.com/office/drawing/2015/10/21/chartex" xmlns:cx3="http://schemas.microsoft.com/office/drawing/2016/5/9/chartex" xmlns:cx4="http://schemas.microsoft.com/office/drawing/2016/5/10/chartex" xmlns:cx5="http://schemas.microsoft.com/office/drawing/2016/5/11/chartex" xmlns:cx6="http://schemas.microsoft.com/office/drawing/2016/5/12/chartex" xmlns:cx7="http://schemas.microsoft.com/office/drawing/2016/5/13/chartex" xmlns:cx8="http://schemas.microsoft.com/office/drawing/2016/5/14/chartex" xmlns:mc="http://schemas.openxmlformats.org/markup-compatibility/2006" xmlns:aink="http://schemas.microsoft.com/office/drawing/2016/ink" xmlns:am3d="http://schemas.microsoft.com/office/drawing/2017/model3d" xmlns:o="urn:schemas-microsoft-com:office:office" xmlns:oel="http://schemas.microsoft.com/office/2019/extlst" xmlns:r="http://schemas.openxmlformats.org/officeDocument/2006/relationships" xmlns:m="http://schemas.openxmlformats.org/officeDocument/2006/math" xmlns:v="urn:schemas-microsoft-com:vml" xmlns:wp14="http://schemas.microsoft.com/office/word/2010/wordprocessingDrawing" xmlns:wp="http://schemas.openxmlformats.org/drawingml/2006/wordprocessingDrawing" xmlns:w10="urn:schemas-microsoft-com:office:word" xmlns:w="http://schemas.openxmlformats.org/wordprocessingml/2006/main" xmlns:w14="http://schemas.microsoft.com/office/word/2010/wordml" xmlns:w15="http://schemas.microsoft.com/office/word/2012/wordml" xmlns:w16cei="http://schemas.microsoft.com/office/word/2026/wordml/cei" xmlns:w16cex="http://schemas.microsoft.com/office/word/2018/wordml/cex" xmlns:w16cid="http://schemas.microsoft.com/office/word/2016/wordml/cid" xmlns:w16="http://schemas.microsoft.com/office/word/2018/wordml" xmlns:w16du="http://schemas.microsoft.com/office/word/2023/wordml/word16du" xmlns:w16sdtdh="http://schemas.microsoft.com/office/word/2020/wordml/sdtdatahash" xmlns:w16sdtfl="http://schemas.microsoft.com/office/word/2024/wordml/sdtformatlock" xmlns:w16se="http://schemas.microsoft.com/office/word/2015/wordml/symex" xmlns:wpg="http://schemas.microsoft.com/office/word/2010/wordprocessingGroup" xmlns:wpi="http://schemas.microsoft.com/office/word/2010/wordprocessingInk" xmlns:wne="http://schemas.microsoft.com/office/word/2006/wordml" xmlns:wps="http://schemas.microsoft.com/office/word/2010/wordprocessingShape" mc:Ignorable="w14 w15 w16se w16cid w16 w16cex w16sdtdh w16sdtfl w16du wp14">
   <w:p>
     <w:pPr>
       <w:pStyle w:val="Header"/>
@@ -1715,14 +1515,15 @@
 </file>
 
 <file path=word/numbering.xml><?xml version="1.0" encoding="utf-8"?>
-<w:numbering xmlns:wpc="http://schemas.microsoft.com/office/word/2010/wordprocessingCanvas" xmlns:cx="http://schemas.microsoft.com/office/drawing/2014/chartex" xmlns:cx1="http://schemas.microsoft.com/office/drawing/2015/9/8/chartex" xmlns:cx2="http://schemas.microsoft.com/office/drawing/2015/10/21/chartex" xmlns:cx3="http://schemas.microsoft.com/office/drawing/2016/5/9/chartex" xmlns:cx4="http://schemas.microsoft.com/office/drawing/2016/5/10/chartex" xmlns:cx5="http://schemas.microsoft.com/office/drawing/2016/5/11/chartex" xmlns:cx6="http://schemas.microsoft.com/office/drawing/2016/5/12/chartex" xmlns:cx7="http://schemas.microsoft.com/office/drawing/2016/5/13/chartex" xmlns:cx8="http://schemas.microsoft.com/office/drawing/2016/5/14/chartex" xmlns:mc="http://schemas.openxmlformats.org/markup-compatibility/2006" xmlns:aink="http://schemas.microsoft.com/office/drawing/2016/ink" xmlns:am3d="http://schemas.microsoft.com/office/drawing/2017/model3d" xmlns:o="urn:schemas-microsoft-com:office:office" xmlns:oel="http://schemas.microsoft.com/office/2019/extlst" xmlns:r="http://schemas.openxmlformats.org/officeDocument/2006/relationships" xmlns:m="http://schemas.openxmlformats.org/officeDocument/2006/math" xmlns:v="urn:schemas-microsoft-com:vml" xmlns:wp14="http://schemas.microsoft.com/office/word/2010/wordprocessingDrawing" xmlns:wp="http://schemas.openxmlformats.org/drawingml/2006/wordprocessingDrawing" xmlns:w10="urn:schemas-microsoft-com:office:word" xmlns:w="http://schemas.openxmlformats.org/wordprocessingml/2006/main" xmlns:w14="http://schemas.microsoft.com/office/word/2010/wordml" xmlns:w15="http://schemas.microsoft.com/office/word/2012/wordml" xmlns:w16cex="http://schemas.microsoft.com/office/word/2018/wordml/cex" xmlns:w16cid="http://schemas.microsoft.com/office/word/2016/wordml/cid" xmlns:w16="http://schemas.microsoft.com/office/word/2018/wordml" xmlns:w16du="http://schemas.microsoft.com/office/word/2023/wordml/word16du" xmlns:w16sdtdh="http://schemas.microsoft.com/office/word/2020/wordml/sdtdatahash" xmlns:w16sdtfl="http://schemas.microsoft.com/office/word/2024/wordml/sdtformatlock" xmlns:w16se="http://schemas.microsoft.com/office/word/2015/wordml/symex" xmlns:wpg="http://schemas.microsoft.com/office/word/2010/wordprocessingGroup" xmlns:wpi="http://schemas.microsoft.com/office/word/2010/wordprocessingInk" xmlns:wne="http://schemas.microsoft.com/office/word/2006/wordml" xmlns:wps="http://schemas.microsoft.com/office/word/2010/wordprocessingShape" mc:Ignorable="w14 w15 w16se w16cid w16 w16cex w16sdtdh w16sdtfl w16du wp14">
+<w:numbering xmlns:wpc="http://schemas.microsoft.com/office/word/2010/wordprocessingCanvas" xmlns:cx="http://schemas.microsoft.com/office/drawing/2014/chartex" xmlns:cx1="http://schemas.microsoft.com/office/drawing/2015/9/8/chartex" xmlns:cx2="http://schemas.microsoft.com/office/drawing/2015/10/21/chartex" xmlns:cx3="http://schemas.microsoft.com/office/drawing/2016/5/9/chartex" xmlns:cx4="http://schemas.microsoft.com/office/drawing/2016/5/10/chartex" xmlns:cx5="http://schemas.microsoft.com/office/drawing/2016/5/11/chartex" xmlns:cx6="http://schemas.microsoft.com/office/drawing/2016/5/12/chartex" xmlns:cx7="http://schemas.microsoft.com/office/drawing/2016/5/13/chartex" xmlns:cx8="http://schemas.microsoft.com/office/drawing/2016/5/14/chartex" xmlns:mc="http://schemas.openxmlformats.org/markup-compatibility/2006" xmlns:aink="http://schemas.microsoft.com/office/drawing/2016/ink" xmlns:am3d="http://schemas.microsoft.com/office/drawing/2017/model3d" xmlns:o="urn:schemas-microsoft-com:office:office" xmlns:oel="http://schemas.microsoft.com/office/2019/extlst" xmlns:r="http://schemas.openxmlformats.org/officeDocument/2006/relationships" xmlns:m="http://schemas.openxmlformats.org/officeDocument/2006/math" xmlns:v="urn:schemas-microsoft-com:vml" xmlns:wp14="http://schemas.microsoft.com/office/word/2010/wordprocessingDrawing" xmlns:wp="http://schemas.openxmlformats.org/drawingml/2006/wordprocessingDrawing" xmlns:w10="urn:schemas-microsoft-com:office:word" xmlns:w="http://schemas.openxmlformats.org/wordprocessingml/2006/main" xmlns:w14="http://schemas.microsoft.com/office/word/2010/wordml" xmlns:w15="http://schemas.microsoft.com/office/word/2012/wordml" xmlns:w16cei="http://schemas.microsoft.com/office/word/2026/wordml/cei" xmlns:w16cex="http://schemas.microsoft.com/office/word/2018/wordml/cex" xmlns:w16cid="http://schemas.microsoft.com/office/word/2016/wordml/cid" xmlns:w16="http://schemas.microsoft.com/office/word/2018/wordml" xmlns:w16du="http://schemas.microsoft.com/office/word/2023/wordml/word16du" xmlns:w16sdtdh="http://schemas.microsoft.com/office/word/2020/wordml/sdtdatahash" xmlns:w16sdtfl="http://schemas.microsoft.com/office/word/2024/wordml/sdtformatlock" xmlns:w16se="http://schemas.microsoft.com/office/word/2015/wordml/symex" xmlns:wpg="http://schemas.microsoft.com/office/word/2010/wordprocessingGroup" xmlns:wpi="http://schemas.microsoft.com/office/word/2010/wordprocessingInk" xmlns:wne="http://schemas.microsoft.com/office/word/2006/wordml" xmlns:wps="http://schemas.microsoft.com/office/word/2010/wordprocessingShape" mc:Ignorable="w14 w15 w16se w16cid w16 w16cex w16sdtdh w16sdtfl w16du wp14">
   <w:abstractNum w:abstractNumId="0" w15:restartNumberingAfterBreak="0">
     <w:nsid w:val="FFFFFF89"/>
     <w:multiLevelType w:val="singleLevel"/>
-    <w:tmpl w:val="84F2AC3E"/>
+    <w:tmpl w:val="BD420636"/>
     <w:lvl w:ilvl="0">
       <w:start w:val="1"/>
       <w:numFmt w:val="bullet"/>
+      <w:pStyle w:val="ListBullet"/>
       <w:lvlText w:val=""/>
       <w:lvlJc w:val="left"/>
       <w:pPr>
@@ -2842,34 +2643,8 @@
 </file>
 
 <file path=word/glossary/document.xml><?xml version="1.0" encoding="utf-8"?>
-<w:glossaryDocument xmlns:wpc="http://schemas.microsoft.com/office/word/2010/wordprocessingCanvas" xmlns:cx="http://schemas.microsoft.com/office/drawing/2014/chartex" xmlns:cx1="http://schemas.microsoft.com/office/drawing/2015/9/8/chartex" xmlns:cx2="http://schemas.microsoft.com/office/drawing/2015/10/21/chartex" xmlns:cx3="http://schemas.microsoft.com/office/drawing/2016/5/9/chartex" xmlns:cx4="http://schemas.microsoft.com/office/drawing/2016/5/10/chartex" xmlns:cx5="http://schemas.microsoft.com/office/drawing/2016/5/11/chartex" xmlns:cx6="http://schemas.microsoft.com/office/drawing/2016/5/12/chartex" xmlns:cx7="http://schemas.microsoft.com/office/drawing/2016/5/13/chartex" xmlns:cx8="http://schemas.microsoft.com/office/drawing/2016/5/14/chartex" xmlns:mc="http://schemas.openxmlformats.org/markup-compatibility/2006" xmlns:aink="http://schemas.microsoft.com/office/drawing/2016/ink" xmlns:am3d="http://schemas.microsoft.com/office/drawing/2017/model3d" xmlns:o="urn:schemas-microsoft-com:office:office" xmlns:oel="http://schemas.microsoft.com/office/2019/extlst" xmlns:r="http://schemas.openxmlformats.org/officeDocument/2006/relationships" xmlns:m="http://schemas.openxmlformats.org/officeDocument/2006/math" xmlns:v="urn:schemas-microsoft-com:vml" xmlns:wp14="http://schemas.microsoft.com/office/word/2010/wordprocessingDrawing" xmlns:wp="http://schemas.openxmlformats.org/drawingml/2006/wordprocessingDrawing" xmlns:w10="urn:schemas-microsoft-com:office:word" xmlns:w="http://schemas.openxmlformats.org/wordprocessingml/2006/main" xmlns:w14="http://schemas.microsoft.com/office/word/2010/wordml" xmlns:w15="http://schemas.microsoft.com/office/word/2012/wordml" xmlns:w16cex="http://schemas.microsoft.com/office/word/2018/wordml/cex" xmlns:w16cid="http://schemas.microsoft.com/office/word/2016/wordml/cid" xmlns:w16="http://schemas.microsoft.com/office/word/2018/wordml" xmlns:w16du="http://schemas.microsoft.com/office/word/2023/wordml/word16du" xmlns:w16sdtdh="http://schemas.microsoft.com/office/word/2020/wordml/sdtdatahash" xmlns:w16sdtfl="http://schemas.microsoft.com/office/word/2024/wordml/sdtformatlock" xmlns:w16se="http://schemas.microsoft.com/office/word/2015/wordml/symex" xmlns:wpg="http://schemas.microsoft.com/office/word/2010/wordprocessingGroup" xmlns:wpi="http://schemas.microsoft.com/office/word/2010/wordprocessingInk" xmlns:wne="http://schemas.microsoft.com/office/word/2006/wordml" xmlns:wps="http://schemas.microsoft.com/office/word/2010/wordprocessingShape" mc:Ignorable="w14 w15 w16se w16cid w16 w16cex w16sdtdh w16sdtfl w16du wp14">
+<w:glossaryDocument xmlns:wpc="http://schemas.microsoft.com/office/word/2010/wordprocessingCanvas" xmlns:cx="http://schemas.microsoft.com/office/drawing/2014/chartex" xmlns:cx1="http://schemas.microsoft.com/office/drawing/2015/9/8/chartex" xmlns:cx2="http://schemas.microsoft.com/office/drawing/2015/10/21/chartex" xmlns:cx3="http://schemas.microsoft.com/office/drawing/2016/5/9/chartex" xmlns:cx4="http://schemas.microsoft.com/office/drawing/2016/5/10/chartex" xmlns:cx5="http://schemas.microsoft.com/office/drawing/2016/5/11/chartex" xmlns:cx6="http://schemas.microsoft.com/office/drawing/2016/5/12/chartex" xmlns:cx7="http://schemas.microsoft.com/office/drawing/2016/5/13/chartex" xmlns:cx8="http://schemas.microsoft.com/office/drawing/2016/5/14/chartex" xmlns:mc="http://schemas.openxmlformats.org/markup-compatibility/2006" xmlns:aink="http://schemas.microsoft.com/office/drawing/2016/ink" xmlns:am3d="http://schemas.microsoft.com/office/drawing/2017/model3d" xmlns:o="urn:schemas-microsoft-com:office:office" xmlns:oel="http://schemas.microsoft.com/office/2019/extlst" xmlns:r="http://schemas.openxmlformats.org/officeDocument/2006/relationships" xmlns:m="http://schemas.openxmlformats.org/officeDocument/2006/math" xmlns:v="urn:schemas-microsoft-com:vml" xmlns:wp14="http://schemas.microsoft.com/office/word/2010/wordprocessingDrawing" xmlns:wp="http://schemas.openxmlformats.org/drawingml/2006/wordprocessingDrawing" xmlns:w10="urn:schemas-microsoft-com:office:word" xmlns:w="http://schemas.openxmlformats.org/wordprocessingml/2006/main" xmlns:w14="http://schemas.microsoft.com/office/word/2010/wordml" xmlns:w15="http://schemas.microsoft.com/office/word/2012/wordml" xmlns:w16cei="http://schemas.microsoft.com/office/word/2026/wordml/cei" xmlns:w16cex="http://schemas.microsoft.com/office/word/2018/wordml/cex" xmlns:w16cid="http://schemas.microsoft.com/office/word/2016/wordml/cid" xmlns:w16="http://schemas.microsoft.com/office/word/2018/wordml" xmlns:w16du="http://schemas.microsoft.com/office/word/2023/wordml/word16du" xmlns:w16sdtdh="http://schemas.microsoft.com/office/word/2020/wordml/sdtdatahash" xmlns:w16sdtfl="http://schemas.microsoft.com/office/word/2024/wordml/sdtformatlock" xmlns:w16se="http://schemas.microsoft.com/office/word/2015/wordml/symex" xmlns:wpg="http://schemas.microsoft.com/office/word/2010/wordprocessingGroup" xmlns:wpi="http://schemas.microsoft.com/office/word/2010/wordprocessingInk" xmlns:wne="http://schemas.microsoft.com/office/word/2006/wordml" xmlns:wps="http://schemas.microsoft.com/office/word/2010/wordprocessingShape" mc:Ignorable="w14 w15 w16se w16cid w16 w16cex w16sdtdh w16sdtfl w16du wp14">
   <w:docParts>
-    <w:docPart>
-      <w:docPartPr>
-        <w:name w:val="850B90C746C34EFB8B87756A6FC38C30"/>
-        <w:category>
-          <w:name w:val="General"/>
-          <w:gallery w:val="placeholder"/>
-        </w:category>
-        <w:types>
-          <w:type w:val="bbPlcHdr"/>
-        </w:types>
-        <w:behaviors>
-          <w:behavior w:val="content"/>
-        </w:behaviors>
-        <w:guid w:val="{3B7A350C-E933-43C2-9A82-105DBB1D5837}"/>
-      </w:docPartPr>
-      <w:docPartBody>
-        <w:p>
-          <w:pPr>
-            <w:pStyle w:val="850B90C746C34EFB8B87756A6FC38C30"/>
-          </w:pPr>
-          <w:r>
-            <w:t>Experience</w:t>
-          </w:r>
-        </w:p>
-      </w:docPartBody>
-    </w:docPart>
     <w:docPart>
       <w:docPartPr>
         <w:name w:val="AC3DE85CE85E40E7A809B53CA0BE0FBC"/>
@@ -2950,14 +2725,14 @@
     <w:charset w:val="00"/>
     <w:family w:val="swiss"/>
     <w:pitch w:val="variable"/>
-    <w:sig w:usb0="E4002EFF" w:usb1="C200247B" w:usb2="00000009" w:usb3="00000000" w:csb0="000001FF" w:csb1="00000000"/>
+    <w:sig w:usb0="E4002EFF" w:usb1="C000247B" w:usb2="00000009" w:usb3="00000000" w:csb0="000001FF" w:csb1="00000000"/>
   </w:font>
   <w:font w:name="Calibri Light">
     <w:panose1 w:val="020F0302020204030204"/>
     <w:charset w:val="00"/>
     <w:family w:val="swiss"/>
     <w:pitch w:val="variable"/>
-    <w:sig w:usb0="E4002EFF" w:usb1="C200247B" w:usb2="00000009" w:usb3="00000000" w:csb0="000001FF" w:csb1="00000000"/>
+    <w:sig w:usb0="E4002EFF" w:usb1="C000247B" w:usb2="00000009" w:usb3="00000000" w:csb0="000001FF" w:csb1="00000000"/>
   </w:font>
   <w:font w:name="Arial">
     <w:panose1 w:val="020B0604020202020204"/>
@@ -2965,13 +2740,6 @@
     <w:family w:val="swiss"/>
     <w:pitch w:val="variable"/>
     <w:sig w:usb0="E0002EFF" w:usb1="C000785B" w:usb2="00000009" w:usb3="00000000" w:csb0="000001FF" w:csb1="00000000"/>
-  </w:font>
-  <w:font w:name="Segoe UI Symbol">
-    <w:panose1 w:val="020B0502040204020203"/>
-    <w:charset w:val="00"/>
-    <w:family w:val="swiss"/>
-    <w:pitch w:val="variable"/>
-    <w:sig w:usb0="800001E3" w:usb1="1200FFEF" w:usb2="00040000" w:usb3="00000000" w:csb0="00000001" w:csb1="00000000"/>
   </w:font>
   <w:font w:name="Aptos">
     <w:charset w:val="00"/>
@@ -3017,10 +2785,14 @@
     <w:rsid w:val="00310334"/>
     <w:rsid w:val="00522FD6"/>
     <w:rsid w:val="0054021A"/>
+    <w:rsid w:val="005A1178"/>
+    <w:rsid w:val="007C4937"/>
     <w:rsid w:val="00866D70"/>
     <w:rsid w:val="009C0815"/>
     <w:rsid w:val="009E4943"/>
     <w:rsid w:val="00A028FE"/>
+    <w:rsid w:val="00A20EB4"/>
+    <w:rsid w:val="00AC0B1A"/>
     <w:rsid w:val="00AF311F"/>
     <w:rsid w:val="00B1323E"/>
     <w:rsid w:val="00BD3389"/>
@@ -3031,6 +2803,8 @@
     <w:rsid w:val="00DE7775"/>
     <w:rsid w:val="00E16046"/>
     <w:rsid w:val="00ED082A"/>
+    <w:rsid w:val="00F10700"/>
+    <w:rsid w:val="00F95476"/>
   </w:rsids>
   <m:mathPr>
     <m:mathFont m:val="Cambria Math"/>

--- a/Resume.docx
+++ b/Resume.docx
@@ -74,14 +74,12 @@
         </w:rPr>
         <w:t xml:space="preserve">| </w:t>
       </w:r>
-      <w:proofErr w:type="spellStart"/>
       <w:r>
         <w:rPr>
           <w:rFonts w:ascii="Cambria" w:hAnsi="Cambria" w:cs="Arial"/>
         </w:rPr>
         <w:t>Github</w:t>
       </w:r>
-      <w:proofErr w:type="spellEnd"/>
       <w:r>
         <w:rPr>
           <w:rFonts w:ascii="Cambria" w:hAnsi="Cambria" w:cs="Arial"/>
@@ -400,21 +398,7 @@
         <w:rPr>
           <w:rFonts w:ascii="Cambria" w:hAnsi="Cambria"/>
         </w:rPr>
-        <w:t xml:space="preserve"> Azure Services, </w:t>
-      </w:r>
-      <w:proofErr w:type="spellStart"/>
-      <w:r>
-        <w:rPr>
-          <w:rFonts w:ascii="Cambria" w:hAnsi="Cambria"/>
-        </w:rPr>
-        <w:t>CosmosDB</w:t>
-      </w:r>
-      <w:proofErr w:type="spellEnd"/>
-      <w:r>
-        <w:rPr>
-          <w:rFonts w:ascii="Cambria" w:hAnsi="Cambria"/>
-        </w:rPr>
-        <w:t>, C#, .NET, TypeScript, SCIM, Workload Identity, ID-JAG, Evals, LLM-as-Judge</w:t>
+        <w:t xml:space="preserve"> Azure Services, CosmosDB, C#, .NET, TypeScript, SCIM, Workload Identity, ID-JAG, Evals, LLM-as-Judge</w:t>
       </w:r>
     </w:p>
     <w:p>
@@ -549,35 +533,13 @@
         <w:rPr>
           <w:rFonts w:ascii="Cambria" w:hAnsi="Cambria" w:cs="Arial"/>
         </w:rPr>
-        <w:t xml:space="preserve">Kafka/ </w:t>
-      </w:r>
-      <w:proofErr w:type="spellStart"/>
-      <w:r>
-        <w:rPr>
-          <w:rFonts w:ascii="Cambria" w:hAnsi="Cambria" w:cs="Arial"/>
-        </w:rPr>
-        <w:t>Eventhub</w:t>
-      </w:r>
-      <w:proofErr w:type="spellEnd"/>
-      <w:r>
-        <w:rPr>
-          <w:rFonts w:ascii="Cambria" w:hAnsi="Cambria" w:cs="Arial"/>
-        </w:rPr>
-        <w:t xml:space="preserve">, </w:t>
-      </w:r>
-      <w:proofErr w:type="spellStart"/>
-      <w:r>
-        <w:rPr>
-          <w:rFonts w:ascii="Cambria" w:hAnsi="Cambria" w:cs="Arial"/>
-        </w:rPr>
-        <w:t>CosmosDB</w:t>
-      </w:r>
-      <w:proofErr w:type="spellEnd"/>
-      <w:r>
-        <w:rPr>
-          <w:rFonts w:ascii="Cambria" w:hAnsi="Cambria" w:cs="Arial"/>
-        </w:rPr>
-        <w:t xml:space="preserve">, </w:t>
+        <w:t xml:space="preserve">Kafka/ Eventhub, </w:t>
+      </w:r>
+      <w:r>
+        <w:rPr>
+          <w:rFonts w:ascii="Cambria" w:hAnsi="Cambria" w:cs="Arial"/>
+        </w:rPr>
+        <w:t xml:space="preserve">CosmosDB, </w:t>
       </w:r>
       <w:r>
         <w:rPr>
@@ -590,6 +552,12 @@
           <w:rFonts w:ascii="Cambria" w:hAnsi="Cambria" w:cs="Arial"/>
         </w:rPr>
         <w:t>TypeScript</w:t>
+      </w:r>
+      <w:r>
+        <w:rPr>
+          <w:rFonts w:ascii="Cambria" w:hAnsi="Cambria" w:cs="Arial"/>
+        </w:rPr>
+        <w:t>, React, Next.Js</w:t>
       </w:r>
     </w:p>
     <w:p>
@@ -863,13 +831,6 @@
       <w:r>
         <w:rPr>
           <w:rFonts w:ascii="Cambria" w:hAnsi="Cambria" w:cs="Arial"/>
-          <w:b/>
-        </w:rPr>
-        <w:t xml:space="preserve"> and Frameworks</w:t>
-      </w:r>
-      <w:r>
-        <w:rPr>
-          <w:rFonts w:ascii="Cambria" w:hAnsi="Cambria" w:cs="Arial"/>
         </w:rPr>
         <w:t xml:space="preserve">: </w:t>
       </w:r>
@@ -936,18 +897,6 @@
           <w:rFonts w:ascii="Cambria" w:hAnsi="Cambria" w:cs="Arial"/>
         </w:rPr>
         <w:t xml:space="preserve"> SQL, TypeScript, JavaScript, Go</w:t>
-      </w:r>
-      <w:r>
-        <w:rPr>
-          <w:rFonts w:ascii="Cambria" w:hAnsi="Cambria" w:cs="Arial"/>
-        </w:rPr>
-        <w:t>, React, Next.js</w:t>
-      </w:r>
-      <w:r>
-        <w:rPr>
-          <w:rFonts w:ascii="Cambria" w:hAnsi="Cambria" w:cs="Arial"/>
-        </w:rPr>
-        <w:t>, JAX</w:t>
       </w:r>
     </w:p>
     <w:sdt>
@@ -1338,21 +1287,7 @@
         <w:rPr>
           <w:rFonts w:ascii="Cambria" w:eastAsiaTheme="majorEastAsia" w:hAnsi="Cambria" w:cs="Arial"/>
         </w:rPr>
-        <w:t xml:space="preserve"> Python, </w:t>
-      </w:r>
-      <w:proofErr w:type="spellStart"/>
-      <w:r>
-        <w:rPr>
-          <w:rFonts w:ascii="Cambria" w:eastAsiaTheme="majorEastAsia" w:hAnsi="Cambria" w:cs="Arial"/>
-        </w:rPr>
-        <w:t>Tensorflow</w:t>
-      </w:r>
-      <w:proofErr w:type="spellEnd"/>
-      <w:r>
-        <w:rPr>
-          <w:rFonts w:ascii="Cambria" w:eastAsiaTheme="majorEastAsia" w:hAnsi="Cambria" w:cs="Arial"/>
-        </w:rPr>
-        <w:t xml:space="preserve">, IoT, </w:t>
+        <w:t xml:space="preserve"> Python, Tensorflow, IoT, </w:t>
       </w:r>
       <w:r>
         <w:rPr>
@@ -1523,7 +1458,6 @@
     <w:lvl w:ilvl="0">
       <w:start w:val="1"/>
       <w:numFmt w:val="bullet"/>
-      <w:pStyle w:val="ListBullet"/>
       <w:lvlText w:val=""/>
       <w:lvlJc w:val="left"/>
       <w:pPr>
@@ -2802,9 +2736,11 @@
     <w:rsid w:val="00D922EB"/>
     <w:rsid w:val="00DE7775"/>
     <w:rsid w:val="00E16046"/>
+    <w:rsid w:val="00EA420C"/>
     <w:rsid w:val="00ED082A"/>
     <w:rsid w:val="00F10700"/>
     <w:rsid w:val="00F95476"/>
+    <w:rsid w:val="00FA4E8C"/>
   </w:rsids>
   <m:mathPr>
     <m:mathFont m:val="Cambria Math"/>
@@ -3261,10 +3197,6 @@
       <w14:ligatures w14:val="standardContextual"/>
     </w:rPr>
   </w:style>
-  <w:style w:type="paragraph" w:customStyle="1" w:styleId="850B90C746C34EFB8B87756A6FC38C30">
-    <w:name w:val="850B90C746C34EFB8B87756A6FC38C30"/>
-    <w:rsid w:val="00310334"/>
-  </w:style>
 </w:styles>
 </file>
 
